--- a/ai_14/artiemii_paliei/epic_2/epic_2_report_artiemii_paliei.docx
+++ b/ai_14/artiemii_paliei/epic_2/epic_2_report_artiemii_paliei.docx
@@ -1773,6 +1773,39 @@
       <w:pPr>
         <w:pStyle w:val="a9"/>
         <w:numPr>
+          <w:ilvl w:val="2"/>
+          <w:numId w:val="6"/>
+        </w:numPr>
+        <w:rPr>
+          <w:rFonts w:ascii="Times New Roman" w:hAnsi="Times New Roman" w:cs="Times New Roman"/>
+          <w:sz w:val="24"/>
+          <w:szCs w:val="24"/>
+          <w:lang w:val="uk-UA"/>
+        </w:rPr>
+      </w:pPr>
+      <w:r>
+        <w:rPr>
+          <w:rFonts w:ascii="Times New Roman" w:hAnsi="Times New Roman" w:cs="Times New Roman"/>
+          <w:sz w:val="24"/>
+          <w:szCs w:val="24"/>
+          <w:lang w:val="uk-UA"/>
+        </w:rPr>
+        <w:t>Що опрацьовано</w:t>
+      </w:r>
+      <w:r>
+        <w:rPr>
+          <w:rFonts w:ascii="Times New Roman" w:hAnsi="Times New Roman" w:cs="Times New Roman"/>
+          <w:sz w:val="24"/>
+          <w:szCs w:val="24"/>
+          <w:lang w:val="en-US"/>
+        </w:rPr>
+        <w:t>:</w:t>
+      </w:r>
+    </w:p>
+    <w:p>
+      <w:pPr>
+        <w:pStyle w:val="a9"/>
+        <w:numPr>
           <w:ilvl w:val="3"/>
           <w:numId w:val="6"/>
         </w:numPr>
@@ -1783,25 +1816,221 @@
           <w:lang w:val="uk-UA"/>
         </w:rPr>
       </w:pPr>
-      <w:proofErr w:type="spellStart"/>
-      <w:r>
-        <w:rPr>
-          <w:rFonts w:ascii="Times New Roman" w:hAnsi="Times New Roman" w:cs="Times New Roman"/>
-          <w:sz w:val="24"/>
-          <w:szCs w:val="24"/>
-          <w:lang w:val="uk-UA"/>
-        </w:rPr>
-        <w:t>Відеоурок</w:t>
-      </w:r>
-      <w:proofErr w:type="spellEnd"/>
-      <w:r>
-        <w:rPr>
-          <w:rFonts w:ascii="Times New Roman" w:hAnsi="Times New Roman" w:cs="Times New Roman"/>
-          <w:sz w:val="24"/>
-          <w:szCs w:val="24"/>
-          <w:lang w:val="uk-UA"/>
-        </w:rPr>
-        <w:t xml:space="preserve"> </w:t>
+      <w:r>
+        <w:rPr>
+          <w:rFonts w:ascii="Times New Roman" w:hAnsi="Times New Roman" w:cs="Times New Roman"/>
+          <w:sz w:val="24"/>
+          <w:szCs w:val="24"/>
+          <w:lang w:val="uk-UA"/>
+        </w:rPr>
+        <w:t>Ознайомлено з виконанням елементарних арифметичних дій у двійковій системі числення</w:t>
+      </w:r>
+    </w:p>
+    <w:p>
+      <w:pPr>
+        <w:pStyle w:val="a9"/>
+        <w:numPr>
+          <w:ilvl w:val="2"/>
+          <w:numId w:val="6"/>
+        </w:numPr>
+        <w:rPr>
+          <w:rFonts w:ascii="Times New Roman" w:hAnsi="Times New Roman" w:cs="Times New Roman"/>
+          <w:sz w:val="24"/>
+          <w:szCs w:val="24"/>
+          <w:lang w:val="uk-UA"/>
+        </w:rPr>
+      </w:pPr>
+      <w:r>
+        <w:rPr>
+          <w:rFonts w:ascii="Times New Roman" w:hAnsi="Times New Roman" w:cs="Times New Roman"/>
+          <w:sz w:val="24"/>
+          <w:szCs w:val="24"/>
+          <w:lang w:val="uk-UA"/>
+        </w:rPr>
+        <w:t>Статус:</w:t>
+      </w:r>
+      <w:r>
+        <w:rPr>
+          <w:rFonts w:ascii="Times New Roman" w:hAnsi="Times New Roman" w:cs="Times New Roman"/>
+          <w:sz w:val="24"/>
+          <w:szCs w:val="24"/>
+          <w:lang w:val="uk-UA"/>
+        </w:rPr>
+        <w:t xml:space="preserve"> Опрацьовано</w:t>
+      </w:r>
+    </w:p>
+    <w:p>
+      <w:pPr>
+        <w:pStyle w:val="a9"/>
+        <w:numPr>
+          <w:ilvl w:val="2"/>
+          <w:numId w:val="6"/>
+        </w:numPr>
+        <w:rPr>
+          <w:rFonts w:ascii="Times New Roman" w:hAnsi="Times New Roman" w:cs="Times New Roman"/>
+          <w:sz w:val="24"/>
+          <w:szCs w:val="24"/>
+          <w:lang w:val="uk-UA"/>
+        </w:rPr>
+      </w:pPr>
+      <w:r>
+        <w:rPr>
+          <w:rFonts w:ascii="Times New Roman" w:hAnsi="Times New Roman" w:cs="Times New Roman"/>
+          <w:sz w:val="24"/>
+          <w:szCs w:val="24"/>
+          <w:lang w:val="uk-UA"/>
+        </w:rPr>
+        <w:t>Початок опрацювання теми:</w:t>
+      </w:r>
+      <w:r>
+        <w:rPr>
+          <w:rFonts w:ascii="Times New Roman" w:hAnsi="Times New Roman" w:cs="Times New Roman"/>
+          <w:sz w:val="24"/>
+          <w:szCs w:val="24"/>
+          <w:lang w:val="uk-UA"/>
+        </w:rPr>
+        <w:t xml:space="preserve"> </w:t>
+      </w:r>
+      <w:r>
+        <w:rPr>
+          <w:rFonts w:ascii="Times New Roman" w:hAnsi="Times New Roman" w:cs="Times New Roman"/>
+          <w:sz w:val="24"/>
+          <w:szCs w:val="24"/>
+          <w:lang w:val="uk-UA"/>
+        </w:rPr>
+        <w:t>25.09.2026</w:t>
+      </w:r>
+    </w:p>
+    <w:p>
+      <w:pPr>
+        <w:pStyle w:val="a9"/>
+        <w:numPr>
+          <w:ilvl w:val="2"/>
+          <w:numId w:val="6"/>
+        </w:numPr>
+        <w:rPr>
+          <w:rFonts w:ascii="Times New Roman" w:hAnsi="Times New Roman" w:cs="Times New Roman"/>
+          <w:sz w:val="24"/>
+          <w:szCs w:val="24"/>
+          <w:lang w:val="uk-UA"/>
+        </w:rPr>
+      </w:pPr>
+      <w:r>
+        <w:rPr>
+          <w:rFonts w:ascii="Times New Roman" w:hAnsi="Times New Roman" w:cs="Times New Roman"/>
+          <w:sz w:val="24"/>
+          <w:szCs w:val="24"/>
+          <w:lang w:val="uk-UA"/>
+        </w:rPr>
+        <w:t>Завершення опрацювання теми:</w:t>
+      </w:r>
+      <w:r>
+        <w:rPr>
+          <w:rFonts w:ascii="Times New Roman" w:hAnsi="Times New Roman" w:cs="Times New Roman"/>
+          <w:sz w:val="24"/>
+          <w:szCs w:val="24"/>
+          <w:lang w:val="uk-UA"/>
+        </w:rPr>
+        <w:t xml:space="preserve"> </w:t>
+      </w:r>
+      <w:r>
+        <w:rPr>
+          <w:rFonts w:ascii="Times New Roman" w:hAnsi="Times New Roman" w:cs="Times New Roman"/>
+          <w:sz w:val="24"/>
+          <w:szCs w:val="24"/>
+          <w:lang w:val="uk-UA"/>
+        </w:rPr>
+        <w:t>26.09.2026</w:t>
+      </w:r>
+    </w:p>
+    <w:p>
+      <w:pPr>
+        <w:pStyle w:val="a9"/>
+        <w:numPr>
+          <w:ilvl w:val="1"/>
+          <w:numId w:val="6"/>
+        </w:numPr>
+        <w:rPr>
+          <w:rFonts w:ascii="Times New Roman" w:hAnsi="Times New Roman" w:cs="Times New Roman"/>
+          <w:sz w:val="24"/>
+          <w:szCs w:val="24"/>
+          <w:lang w:val="uk-UA"/>
+        </w:rPr>
+      </w:pPr>
+      <w:r>
+        <w:rPr>
+          <w:rFonts w:ascii="Times New Roman" w:hAnsi="Times New Roman" w:cs="Times New Roman"/>
+          <w:sz w:val="24"/>
+          <w:szCs w:val="24"/>
+          <w:lang w:val="uk-UA"/>
+        </w:rPr>
+        <w:t>Тема №</w:t>
+      </w:r>
+      <w:r>
+        <w:rPr>
+          <w:rFonts w:ascii="Times New Roman" w:hAnsi="Times New Roman" w:cs="Times New Roman"/>
+          <w:sz w:val="24"/>
+          <w:szCs w:val="24"/>
+          <w:lang w:val="uk-UA"/>
+        </w:rPr>
+        <w:t>3</w:t>
+      </w:r>
+      <w:r>
+        <w:rPr>
+          <w:rFonts w:ascii="Times New Roman" w:hAnsi="Times New Roman" w:cs="Times New Roman"/>
+          <w:sz w:val="24"/>
+          <w:szCs w:val="24"/>
+          <w:lang w:val="uk-UA"/>
+        </w:rPr>
+        <w:t>: Типи даних:</w:t>
+      </w:r>
+    </w:p>
+    <w:p>
+      <w:pPr>
+        <w:pStyle w:val="a9"/>
+        <w:numPr>
+          <w:ilvl w:val="2"/>
+          <w:numId w:val="6"/>
+        </w:numPr>
+        <w:rPr>
+          <w:rFonts w:ascii="Times New Roman" w:hAnsi="Times New Roman" w:cs="Times New Roman"/>
+          <w:sz w:val="24"/>
+          <w:szCs w:val="24"/>
+          <w:lang w:val="uk-UA"/>
+        </w:rPr>
+      </w:pPr>
+      <w:r>
+        <w:rPr>
+          <w:rFonts w:ascii="Times New Roman" w:hAnsi="Times New Roman" w:cs="Times New Roman"/>
+          <w:sz w:val="24"/>
+          <w:szCs w:val="24"/>
+          <w:lang w:val="uk-UA"/>
+        </w:rPr>
+        <w:t>Джерела інформації:</w:t>
+      </w:r>
+    </w:p>
+    <w:p>
+      <w:pPr>
+        <w:pStyle w:val="a9"/>
+        <w:numPr>
+          <w:ilvl w:val="3"/>
+          <w:numId w:val="6"/>
+        </w:numPr>
+        <w:rPr>
+          <w:rFonts w:ascii="Times New Roman" w:hAnsi="Times New Roman" w:cs="Times New Roman"/>
+          <w:sz w:val="24"/>
+          <w:szCs w:val="24"/>
+          <w:lang w:val="uk-UA"/>
+        </w:rPr>
+      </w:pPr>
+      <w:r>
+        <w:rPr>
+          <w:rFonts w:ascii="Times New Roman" w:hAnsi="Times New Roman" w:cs="Times New Roman"/>
+          <w:sz w:val="24"/>
+          <w:szCs w:val="24"/>
+          <w:lang w:val="uk-UA"/>
+        </w:rPr>
+        <w:t xml:space="preserve">Файл </w:t>
       </w:r>
       <w:hyperlink r:id="rId11" w:history="1">
         <w:r>
@@ -1812,7 +2041,7 @@
             <w:szCs w:val="24"/>
             <w:lang w:val="uk-UA"/>
           </w:rPr>
-          <w:t>Блогана</w:t>
+          <w:t>Лабораторна робота №1</w:t>
         </w:r>
       </w:hyperlink>
     </w:p>
@@ -1870,7 +2099,32 @@
           <w:szCs w:val="24"/>
           <w:lang w:val="uk-UA"/>
         </w:rPr>
-        <w:t>Ознайомлено з виконанням елементарних арифметичних дій у двійковій системі числення</w:t>
+        <w:lastRenderedPageBreak/>
+        <w:t>Ознайомлено з основними типами даних присутніми у мові С/С++</w:t>
+      </w:r>
+    </w:p>
+    <w:p>
+      <w:pPr>
+        <w:pStyle w:val="a9"/>
+        <w:numPr>
+          <w:ilvl w:val="3"/>
+          <w:numId w:val="6"/>
+        </w:numPr>
+        <w:rPr>
+          <w:rFonts w:ascii="Times New Roman" w:hAnsi="Times New Roman" w:cs="Times New Roman"/>
+          <w:sz w:val="24"/>
+          <w:szCs w:val="24"/>
+          <w:lang w:val="uk-UA"/>
+        </w:rPr>
+      </w:pPr>
+      <w:r>
+        <w:rPr>
+          <w:rFonts w:ascii="Times New Roman" w:hAnsi="Times New Roman" w:cs="Times New Roman"/>
+          <w:sz w:val="24"/>
+          <w:szCs w:val="24"/>
+          <w:lang w:val="uk-UA"/>
+        </w:rPr>
+        <w:t>Джерела обрано через простий і зрозумілий виклад теми</w:t>
       </w:r>
     </w:p>
     <w:p>
@@ -1936,16 +2190,7 @@
           <w:szCs w:val="24"/>
           <w:lang w:val="uk-UA"/>
         </w:rPr>
-        <w:t xml:space="preserve"> </w:t>
-      </w:r>
-      <w:r>
-        <w:rPr>
-          <w:rFonts w:ascii="Times New Roman" w:hAnsi="Times New Roman" w:cs="Times New Roman"/>
-          <w:sz w:val="24"/>
-          <w:szCs w:val="24"/>
-          <w:lang w:val="uk-UA"/>
-        </w:rPr>
-        <w:t>25.09.2026</w:t>
+        <w:t xml:space="preserve"> 25.09.2026</w:t>
       </w:r>
     </w:p>
     <w:p>
@@ -1978,16 +2223,7 @@
           <w:szCs w:val="24"/>
           <w:lang w:val="uk-UA"/>
         </w:rPr>
-        <w:t xml:space="preserve"> </w:t>
-      </w:r>
-      <w:r>
-        <w:rPr>
-          <w:rFonts w:ascii="Times New Roman" w:hAnsi="Times New Roman" w:cs="Times New Roman"/>
-          <w:sz w:val="24"/>
-          <w:szCs w:val="24"/>
-          <w:lang w:val="uk-UA"/>
-        </w:rPr>
-        <w:t>26.09.2026</w:t>
+        <w:t xml:space="preserve"> 26.09.2026</w:t>
       </w:r>
     </w:p>
     <w:p>
@@ -2020,16 +2256,16 @@
           <w:szCs w:val="24"/>
           <w:lang w:val="uk-UA"/>
         </w:rPr>
-        <w:t>3</w:t>
-      </w:r>
-      <w:r>
-        <w:rPr>
-          <w:rFonts w:ascii="Times New Roman" w:hAnsi="Times New Roman" w:cs="Times New Roman"/>
-          <w:sz w:val="24"/>
-          <w:szCs w:val="24"/>
-          <w:lang w:val="uk-UA"/>
-        </w:rPr>
-        <w:t>: Типи даних:</w:t>
+        <w:t>4</w:t>
+      </w:r>
+      <w:r>
+        <w:rPr>
+          <w:rFonts w:ascii="Times New Roman" w:hAnsi="Times New Roman" w:cs="Times New Roman"/>
+          <w:sz w:val="24"/>
+          <w:szCs w:val="24"/>
+          <w:lang w:val="uk-UA"/>
+        </w:rPr>
+        <w:t>: Змінні й константи</w:t>
       </w:r>
     </w:p>
     <w:p>
@@ -2096,6 +2332,39 @@
       <w:pPr>
         <w:pStyle w:val="a9"/>
         <w:numPr>
+          <w:ilvl w:val="2"/>
+          <w:numId w:val="6"/>
+        </w:numPr>
+        <w:rPr>
+          <w:rFonts w:ascii="Times New Roman" w:hAnsi="Times New Roman" w:cs="Times New Roman"/>
+          <w:sz w:val="24"/>
+          <w:szCs w:val="24"/>
+          <w:lang w:val="uk-UA"/>
+        </w:rPr>
+      </w:pPr>
+      <w:r>
+        <w:rPr>
+          <w:rFonts w:ascii="Times New Roman" w:hAnsi="Times New Roman" w:cs="Times New Roman"/>
+          <w:sz w:val="24"/>
+          <w:szCs w:val="24"/>
+          <w:lang w:val="uk-UA"/>
+        </w:rPr>
+        <w:t>Що опрацьовано</w:t>
+      </w:r>
+      <w:r>
+        <w:rPr>
+          <w:rFonts w:ascii="Times New Roman" w:hAnsi="Times New Roman" w:cs="Times New Roman"/>
+          <w:sz w:val="24"/>
+          <w:szCs w:val="24"/>
+          <w:lang w:val="en-US"/>
+        </w:rPr>
+        <w:t>:</w:t>
+      </w:r>
+    </w:p>
+    <w:p>
+      <w:pPr>
+        <w:pStyle w:val="a9"/>
+        <w:numPr>
           <w:ilvl w:val="3"/>
           <w:numId w:val="6"/>
         </w:numPr>
@@ -2106,25 +2375,203 @@
           <w:lang w:val="uk-UA"/>
         </w:rPr>
       </w:pPr>
-      <w:proofErr w:type="spellStart"/>
-      <w:r>
-        <w:rPr>
-          <w:rFonts w:ascii="Times New Roman" w:hAnsi="Times New Roman" w:cs="Times New Roman"/>
-          <w:sz w:val="24"/>
-          <w:szCs w:val="24"/>
-          <w:lang w:val="uk-UA"/>
-        </w:rPr>
-        <w:t>Відеоурок</w:t>
-      </w:r>
-      <w:proofErr w:type="spellEnd"/>
-      <w:r>
-        <w:rPr>
-          <w:rFonts w:ascii="Times New Roman" w:hAnsi="Times New Roman" w:cs="Times New Roman"/>
-          <w:sz w:val="24"/>
-          <w:szCs w:val="24"/>
-          <w:lang w:val="uk-UA"/>
-        </w:rPr>
-        <w:t xml:space="preserve"> </w:t>
+      <w:r>
+        <w:rPr>
+          <w:rFonts w:ascii="Times New Roman" w:hAnsi="Times New Roman" w:cs="Times New Roman"/>
+          <w:sz w:val="24"/>
+          <w:szCs w:val="24"/>
+          <w:lang w:val="uk-UA"/>
+        </w:rPr>
+        <w:t>Ознайомлено зі змінними як з іменованими областями пам’яті для зберігання даних, де розмір і інтерпретація змінної залежить від її типу даних</w:t>
+      </w:r>
+    </w:p>
+    <w:p>
+      <w:pPr>
+        <w:pStyle w:val="a9"/>
+        <w:numPr>
+          <w:ilvl w:val="2"/>
+          <w:numId w:val="6"/>
+        </w:numPr>
+        <w:rPr>
+          <w:rFonts w:ascii="Times New Roman" w:hAnsi="Times New Roman" w:cs="Times New Roman"/>
+          <w:sz w:val="24"/>
+          <w:szCs w:val="24"/>
+          <w:lang w:val="uk-UA"/>
+        </w:rPr>
+      </w:pPr>
+      <w:r>
+        <w:rPr>
+          <w:rFonts w:ascii="Times New Roman" w:hAnsi="Times New Roman" w:cs="Times New Roman"/>
+          <w:sz w:val="24"/>
+          <w:szCs w:val="24"/>
+          <w:lang w:val="uk-UA"/>
+        </w:rPr>
+        <w:t>Статус:</w:t>
+      </w:r>
+      <w:r>
+        <w:rPr>
+          <w:rFonts w:ascii="Times New Roman" w:hAnsi="Times New Roman" w:cs="Times New Roman"/>
+          <w:sz w:val="24"/>
+          <w:szCs w:val="24"/>
+          <w:lang w:val="uk-UA"/>
+        </w:rPr>
+        <w:t xml:space="preserve"> Опрацьовано</w:t>
+      </w:r>
+    </w:p>
+    <w:p>
+      <w:pPr>
+        <w:pStyle w:val="a9"/>
+        <w:numPr>
+          <w:ilvl w:val="2"/>
+          <w:numId w:val="6"/>
+        </w:numPr>
+        <w:rPr>
+          <w:rFonts w:ascii="Times New Roman" w:hAnsi="Times New Roman" w:cs="Times New Roman"/>
+          <w:sz w:val="24"/>
+          <w:szCs w:val="24"/>
+          <w:lang w:val="uk-UA"/>
+        </w:rPr>
+      </w:pPr>
+      <w:r>
+        <w:rPr>
+          <w:rFonts w:ascii="Times New Roman" w:hAnsi="Times New Roman" w:cs="Times New Roman"/>
+          <w:sz w:val="24"/>
+          <w:szCs w:val="24"/>
+          <w:lang w:val="uk-UA"/>
+        </w:rPr>
+        <w:t>Початок опрацювання теми:</w:t>
+      </w:r>
+      <w:r>
+        <w:rPr>
+          <w:rFonts w:ascii="Times New Roman" w:hAnsi="Times New Roman" w:cs="Times New Roman"/>
+          <w:sz w:val="24"/>
+          <w:szCs w:val="24"/>
+          <w:lang w:val="uk-UA"/>
+        </w:rPr>
+        <w:t xml:space="preserve"> 25.09.2026</w:t>
+      </w:r>
+    </w:p>
+    <w:p>
+      <w:pPr>
+        <w:pStyle w:val="a9"/>
+        <w:numPr>
+          <w:ilvl w:val="2"/>
+          <w:numId w:val="6"/>
+        </w:numPr>
+        <w:rPr>
+          <w:rFonts w:ascii="Times New Roman" w:hAnsi="Times New Roman" w:cs="Times New Roman"/>
+          <w:sz w:val="24"/>
+          <w:szCs w:val="24"/>
+          <w:lang w:val="uk-UA"/>
+        </w:rPr>
+      </w:pPr>
+      <w:r>
+        <w:rPr>
+          <w:rFonts w:ascii="Times New Roman" w:hAnsi="Times New Roman" w:cs="Times New Roman"/>
+          <w:sz w:val="24"/>
+          <w:szCs w:val="24"/>
+          <w:lang w:val="uk-UA"/>
+        </w:rPr>
+        <w:t>Завершення опрацювання теми:</w:t>
+      </w:r>
+      <w:r>
+        <w:rPr>
+          <w:rFonts w:ascii="Times New Roman" w:hAnsi="Times New Roman" w:cs="Times New Roman"/>
+          <w:sz w:val="24"/>
+          <w:szCs w:val="24"/>
+          <w:lang w:val="uk-UA"/>
+        </w:rPr>
+        <w:t xml:space="preserve"> 26.09.2026</w:t>
+      </w:r>
+    </w:p>
+    <w:p>
+      <w:pPr>
+        <w:pStyle w:val="a9"/>
+        <w:numPr>
+          <w:ilvl w:val="1"/>
+          <w:numId w:val="6"/>
+        </w:numPr>
+        <w:rPr>
+          <w:rFonts w:ascii="Times New Roman" w:hAnsi="Times New Roman" w:cs="Times New Roman"/>
+          <w:sz w:val="24"/>
+          <w:szCs w:val="24"/>
+          <w:lang w:val="uk-UA"/>
+        </w:rPr>
+      </w:pPr>
+      <w:r>
+        <w:rPr>
+          <w:rFonts w:ascii="Times New Roman" w:hAnsi="Times New Roman" w:cs="Times New Roman"/>
+          <w:sz w:val="24"/>
+          <w:szCs w:val="24"/>
+          <w:lang w:val="uk-UA"/>
+        </w:rPr>
+        <w:t>Тема №</w:t>
+      </w:r>
+      <w:r>
+        <w:rPr>
+          <w:rFonts w:ascii="Times New Roman" w:hAnsi="Times New Roman" w:cs="Times New Roman"/>
+          <w:sz w:val="24"/>
+          <w:szCs w:val="24"/>
+          <w:lang w:val="uk-UA"/>
+        </w:rPr>
+        <w:t>5</w:t>
+      </w:r>
+      <w:r>
+        <w:rPr>
+          <w:rFonts w:ascii="Times New Roman" w:hAnsi="Times New Roman" w:cs="Times New Roman"/>
+          <w:sz w:val="24"/>
+          <w:szCs w:val="24"/>
+          <w:lang w:val="uk-UA"/>
+        </w:rPr>
+        <w:t>: Операції й оператори. Вирази.</w:t>
+      </w:r>
+    </w:p>
+    <w:p>
+      <w:pPr>
+        <w:pStyle w:val="a9"/>
+        <w:numPr>
+          <w:ilvl w:val="2"/>
+          <w:numId w:val="6"/>
+        </w:numPr>
+        <w:rPr>
+          <w:rFonts w:ascii="Times New Roman" w:hAnsi="Times New Roman" w:cs="Times New Roman"/>
+          <w:sz w:val="24"/>
+          <w:szCs w:val="24"/>
+          <w:lang w:val="uk-UA"/>
+        </w:rPr>
+      </w:pPr>
+      <w:r>
+        <w:rPr>
+          <w:rFonts w:ascii="Times New Roman" w:hAnsi="Times New Roman" w:cs="Times New Roman"/>
+          <w:sz w:val="24"/>
+          <w:szCs w:val="24"/>
+          <w:lang w:val="uk-UA"/>
+        </w:rPr>
+        <w:t>Джерела інформації:</w:t>
+      </w:r>
+    </w:p>
+    <w:p>
+      <w:pPr>
+        <w:pStyle w:val="a9"/>
+        <w:numPr>
+          <w:ilvl w:val="3"/>
+          <w:numId w:val="6"/>
+        </w:numPr>
+        <w:rPr>
+          <w:rFonts w:ascii="Times New Roman" w:hAnsi="Times New Roman" w:cs="Times New Roman"/>
+          <w:sz w:val="24"/>
+          <w:szCs w:val="24"/>
+          <w:lang w:val="uk-UA"/>
+        </w:rPr>
+      </w:pPr>
+      <w:r>
+        <w:rPr>
+          <w:rFonts w:ascii="Times New Roman" w:hAnsi="Times New Roman" w:cs="Times New Roman"/>
+          <w:sz w:val="24"/>
+          <w:szCs w:val="24"/>
+          <w:lang w:val="uk-UA"/>
+        </w:rPr>
+        <w:t xml:space="preserve">Файл </w:t>
       </w:r>
       <w:hyperlink r:id="rId13" w:history="1">
         <w:r>
@@ -2135,7 +2582,7 @@
             <w:szCs w:val="24"/>
             <w:lang w:val="uk-UA"/>
           </w:rPr>
-          <w:t>Блогана</w:t>
+          <w:t>Лабораторна робота №1</w:t>
         </w:r>
       </w:hyperlink>
     </w:p>
@@ -2160,7 +2607,6 @@
           <w:szCs w:val="24"/>
           <w:lang w:val="uk-UA"/>
         </w:rPr>
-        <w:lastRenderedPageBreak/>
         <w:t>Що опрацьовано</w:t>
       </w:r>
       <w:r>
@@ -2187,38 +2633,65 @@
           <w:lang w:val="uk-UA"/>
         </w:rPr>
       </w:pPr>
-      <w:r>
-        <w:rPr>
-          <w:rFonts w:ascii="Times New Roman" w:hAnsi="Times New Roman" w:cs="Times New Roman"/>
-          <w:sz w:val="24"/>
-          <w:szCs w:val="24"/>
-          <w:lang w:val="uk-UA"/>
-        </w:rPr>
-        <w:t>Ознайомлено з основними типами даних присутніми у мові С/С++</w:t>
-      </w:r>
-    </w:p>
-    <w:p>
-      <w:pPr>
-        <w:pStyle w:val="a9"/>
-        <w:numPr>
-          <w:ilvl w:val="3"/>
-          <w:numId w:val="6"/>
-        </w:numPr>
-        <w:rPr>
-          <w:rFonts w:ascii="Times New Roman" w:hAnsi="Times New Roman" w:cs="Times New Roman"/>
-          <w:sz w:val="24"/>
-          <w:szCs w:val="24"/>
-          <w:lang w:val="uk-UA"/>
-        </w:rPr>
-      </w:pPr>
-      <w:r>
-        <w:rPr>
-          <w:rFonts w:ascii="Times New Roman" w:hAnsi="Times New Roman" w:cs="Times New Roman"/>
-          <w:sz w:val="24"/>
-          <w:szCs w:val="24"/>
-          <w:lang w:val="uk-UA"/>
-        </w:rPr>
-        <w:t>Джерела обрано через простий і зрозумілий виклад теми</w:t>
+      <w:proofErr w:type="spellStart"/>
+      <w:r>
+        <w:rPr>
+          <w:rFonts w:ascii="Times New Roman" w:hAnsi="Times New Roman" w:cs="Times New Roman"/>
+          <w:sz w:val="24"/>
+          <w:szCs w:val="24"/>
+          <w:lang w:val="uk-UA"/>
+        </w:rPr>
+        <w:t>Ознаймолено</w:t>
+      </w:r>
+      <w:proofErr w:type="spellEnd"/>
+      <w:r>
+        <w:rPr>
+          <w:rFonts w:ascii="Times New Roman" w:hAnsi="Times New Roman" w:cs="Times New Roman"/>
+          <w:sz w:val="24"/>
+          <w:szCs w:val="24"/>
+          <w:lang w:val="uk-UA"/>
+        </w:rPr>
+        <w:t xml:space="preserve"> з видами операторів у С++ (</w:t>
+      </w:r>
+      <w:proofErr w:type="spellStart"/>
+      <w:r>
+        <w:rPr>
+          <w:rFonts w:ascii="Times New Roman" w:hAnsi="Times New Roman" w:cs="Times New Roman"/>
+          <w:sz w:val="24"/>
+          <w:szCs w:val="24"/>
+          <w:lang w:val="uk-UA"/>
+        </w:rPr>
+        <w:t>Унарний</w:t>
+      </w:r>
+      <w:proofErr w:type="spellEnd"/>
+      <w:r>
+        <w:rPr>
+          <w:rFonts w:ascii="Times New Roman" w:hAnsi="Times New Roman" w:cs="Times New Roman"/>
+          <w:sz w:val="24"/>
+          <w:szCs w:val="24"/>
+          <w:lang w:val="uk-UA"/>
+        </w:rPr>
+        <w:t xml:space="preserve">, бінарний, </w:t>
+      </w:r>
+      <w:proofErr w:type="spellStart"/>
+      <w:r>
+        <w:rPr>
+          <w:rFonts w:ascii="Times New Roman" w:hAnsi="Times New Roman" w:cs="Times New Roman"/>
+          <w:sz w:val="24"/>
+          <w:szCs w:val="24"/>
+          <w:lang w:val="uk-UA"/>
+        </w:rPr>
+        <w:t>тернарний</w:t>
+      </w:r>
+      <w:proofErr w:type="spellEnd"/>
+      <w:r>
+        <w:rPr>
+          <w:rFonts w:ascii="Times New Roman" w:hAnsi="Times New Roman" w:cs="Times New Roman"/>
+          <w:sz w:val="24"/>
+          <w:szCs w:val="24"/>
+          <w:lang w:val="uk-UA"/>
+        </w:rPr>
+        <w:t>) і з їх функціями.</w:t>
       </w:r>
     </w:p>
     <w:p>
@@ -2331,7 +2804,6 @@
           <w:rFonts w:ascii="Times New Roman" w:hAnsi="Times New Roman" w:cs="Times New Roman"/>
           <w:sz w:val="24"/>
           <w:szCs w:val="24"/>
-          <w:lang w:val="uk-UA"/>
         </w:rPr>
       </w:pPr>
       <w:r>
@@ -2350,16 +2822,24 @@
           <w:szCs w:val="24"/>
           <w:lang w:val="uk-UA"/>
         </w:rPr>
-        <w:t>4</w:t>
-      </w:r>
-      <w:r>
-        <w:rPr>
-          <w:rFonts w:ascii="Times New Roman" w:hAnsi="Times New Roman" w:cs="Times New Roman"/>
-          <w:sz w:val="24"/>
-          <w:szCs w:val="24"/>
-          <w:lang w:val="uk-UA"/>
-        </w:rPr>
-        <w:t>: Змінні й константи</w:t>
+        <w:t>6</w:t>
+      </w:r>
+      <w:r>
+        <w:rPr>
+          <w:rFonts w:ascii="Times New Roman" w:hAnsi="Times New Roman" w:cs="Times New Roman"/>
+          <w:sz w:val="24"/>
+          <w:szCs w:val="24"/>
+          <w:lang w:val="uk-UA"/>
+        </w:rPr>
+        <w:t xml:space="preserve">: </w:t>
+      </w:r>
+      <w:r>
+        <w:rPr>
+          <w:rFonts w:ascii="Times New Roman" w:hAnsi="Times New Roman" w:cs="Times New Roman"/>
+          <w:sz w:val="24"/>
+          <w:szCs w:val="24"/>
+        </w:rPr>
+        <w:t>Структура і синтаксис вводу і виводу.</w:t>
       </w:r>
     </w:p>
     <w:p>
@@ -2426,683 +2906,6 @@
       <w:pPr>
         <w:pStyle w:val="a9"/>
         <w:numPr>
-          <w:ilvl w:val="3"/>
-          <w:numId w:val="6"/>
-        </w:numPr>
-        <w:rPr>
-          <w:rFonts w:ascii="Times New Roman" w:hAnsi="Times New Roman" w:cs="Times New Roman"/>
-          <w:sz w:val="24"/>
-          <w:szCs w:val="24"/>
-          <w:lang w:val="uk-UA"/>
-        </w:rPr>
-      </w:pPr>
-      <w:proofErr w:type="spellStart"/>
-      <w:r>
-        <w:rPr>
-          <w:rFonts w:ascii="Times New Roman" w:hAnsi="Times New Roman" w:cs="Times New Roman"/>
-          <w:sz w:val="24"/>
-          <w:szCs w:val="24"/>
-          <w:lang w:val="uk-UA"/>
-        </w:rPr>
-        <w:t>Відеоурок</w:t>
-      </w:r>
-      <w:r>
-        <w:rPr>
-          <w:rFonts w:ascii="Times New Roman" w:hAnsi="Times New Roman" w:cs="Times New Roman"/>
-          <w:sz w:val="24"/>
-          <w:szCs w:val="24"/>
-          <w:lang w:val="uk-UA"/>
-        </w:rPr>
-        <w:t>и</w:t>
-      </w:r>
-      <w:proofErr w:type="spellEnd"/>
-      <w:r>
-        <w:rPr>
-          <w:rFonts w:ascii="Times New Roman" w:hAnsi="Times New Roman" w:cs="Times New Roman"/>
-          <w:sz w:val="24"/>
-          <w:szCs w:val="24"/>
-          <w:lang w:val="uk-UA"/>
-        </w:rPr>
-        <w:t xml:space="preserve"> </w:t>
-      </w:r>
-      <w:hyperlink r:id="rId15" w:history="1">
-        <w:r>
-          <w:rPr>
-            <w:rStyle w:val="ae"/>
-            <w:rFonts w:ascii="Times New Roman" w:hAnsi="Times New Roman" w:cs="Times New Roman"/>
-            <w:sz w:val="24"/>
-            <w:szCs w:val="24"/>
-            <w:lang w:val="uk-UA"/>
-          </w:rPr>
-          <w:t>Блогана</w:t>
-        </w:r>
-      </w:hyperlink>
-    </w:p>
-    <w:p>
-      <w:pPr>
-        <w:pStyle w:val="a9"/>
-        <w:numPr>
-          <w:ilvl w:val="2"/>
-          <w:numId w:val="6"/>
-        </w:numPr>
-        <w:rPr>
-          <w:rFonts w:ascii="Times New Roman" w:hAnsi="Times New Roman" w:cs="Times New Roman"/>
-          <w:sz w:val="24"/>
-          <w:szCs w:val="24"/>
-          <w:lang w:val="uk-UA"/>
-        </w:rPr>
-      </w:pPr>
-      <w:r>
-        <w:rPr>
-          <w:rFonts w:ascii="Times New Roman" w:hAnsi="Times New Roman" w:cs="Times New Roman"/>
-          <w:sz w:val="24"/>
-          <w:szCs w:val="24"/>
-          <w:lang w:val="uk-UA"/>
-        </w:rPr>
-        <w:t>Що опрацьовано</w:t>
-      </w:r>
-      <w:r>
-        <w:rPr>
-          <w:rFonts w:ascii="Times New Roman" w:hAnsi="Times New Roman" w:cs="Times New Roman"/>
-          <w:sz w:val="24"/>
-          <w:szCs w:val="24"/>
-          <w:lang w:val="en-US"/>
-        </w:rPr>
-        <w:t>:</w:t>
-      </w:r>
-    </w:p>
-    <w:p>
-      <w:pPr>
-        <w:pStyle w:val="a9"/>
-        <w:numPr>
-          <w:ilvl w:val="3"/>
-          <w:numId w:val="6"/>
-        </w:numPr>
-        <w:rPr>
-          <w:rFonts w:ascii="Times New Roman" w:hAnsi="Times New Roman" w:cs="Times New Roman"/>
-          <w:sz w:val="24"/>
-          <w:szCs w:val="24"/>
-          <w:lang w:val="uk-UA"/>
-        </w:rPr>
-      </w:pPr>
-      <w:r>
-        <w:rPr>
-          <w:rFonts w:ascii="Times New Roman" w:hAnsi="Times New Roman" w:cs="Times New Roman"/>
-          <w:sz w:val="24"/>
-          <w:szCs w:val="24"/>
-          <w:lang w:val="uk-UA"/>
-        </w:rPr>
-        <w:t>Ознайомлено зі змінними як з іменованими областями пам’яті для зберігання даних, де розмір і інтерпретація змінної залежить від її типу даних</w:t>
-      </w:r>
-    </w:p>
-    <w:p>
-      <w:pPr>
-        <w:pStyle w:val="a9"/>
-        <w:numPr>
-          <w:ilvl w:val="2"/>
-          <w:numId w:val="6"/>
-        </w:numPr>
-        <w:rPr>
-          <w:rFonts w:ascii="Times New Roman" w:hAnsi="Times New Roman" w:cs="Times New Roman"/>
-          <w:sz w:val="24"/>
-          <w:szCs w:val="24"/>
-          <w:lang w:val="uk-UA"/>
-        </w:rPr>
-      </w:pPr>
-      <w:r>
-        <w:rPr>
-          <w:rFonts w:ascii="Times New Roman" w:hAnsi="Times New Roman" w:cs="Times New Roman"/>
-          <w:sz w:val="24"/>
-          <w:szCs w:val="24"/>
-          <w:lang w:val="uk-UA"/>
-        </w:rPr>
-        <w:t>Статус:</w:t>
-      </w:r>
-      <w:r>
-        <w:rPr>
-          <w:rFonts w:ascii="Times New Roman" w:hAnsi="Times New Roman" w:cs="Times New Roman"/>
-          <w:sz w:val="24"/>
-          <w:szCs w:val="24"/>
-          <w:lang w:val="uk-UA"/>
-        </w:rPr>
-        <w:t xml:space="preserve"> Опрацьовано</w:t>
-      </w:r>
-    </w:p>
-    <w:p>
-      <w:pPr>
-        <w:pStyle w:val="a9"/>
-        <w:numPr>
-          <w:ilvl w:val="2"/>
-          <w:numId w:val="6"/>
-        </w:numPr>
-        <w:rPr>
-          <w:rFonts w:ascii="Times New Roman" w:hAnsi="Times New Roman" w:cs="Times New Roman"/>
-          <w:sz w:val="24"/>
-          <w:szCs w:val="24"/>
-          <w:lang w:val="uk-UA"/>
-        </w:rPr>
-      </w:pPr>
-      <w:r>
-        <w:rPr>
-          <w:rFonts w:ascii="Times New Roman" w:hAnsi="Times New Roman" w:cs="Times New Roman"/>
-          <w:sz w:val="24"/>
-          <w:szCs w:val="24"/>
-          <w:lang w:val="uk-UA"/>
-        </w:rPr>
-        <w:t>Початок опрацювання теми:</w:t>
-      </w:r>
-      <w:r>
-        <w:rPr>
-          <w:rFonts w:ascii="Times New Roman" w:hAnsi="Times New Roman" w:cs="Times New Roman"/>
-          <w:sz w:val="24"/>
-          <w:szCs w:val="24"/>
-          <w:lang w:val="uk-UA"/>
-        </w:rPr>
-        <w:t xml:space="preserve"> 25.09.2026</w:t>
-      </w:r>
-    </w:p>
-    <w:p>
-      <w:pPr>
-        <w:pStyle w:val="a9"/>
-        <w:numPr>
-          <w:ilvl w:val="2"/>
-          <w:numId w:val="6"/>
-        </w:numPr>
-        <w:rPr>
-          <w:rFonts w:ascii="Times New Roman" w:hAnsi="Times New Roman" w:cs="Times New Roman"/>
-          <w:sz w:val="24"/>
-          <w:szCs w:val="24"/>
-          <w:lang w:val="uk-UA"/>
-        </w:rPr>
-      </w:pPr>
-      <w:r>
-        <w:rPr>
-          <w:rFonts w:ascii="Times New Roman" w:hAnsi="Times New Roman" w:cs="Times New Roman"/>
-          <w:sz w:val="24"/>
-          <w:szCs w:val="24"/>
-          <w:lang w:val="uk-UA"/>
-        </w:rPr>
-        <w:t>Завершення опрацювання теми:</w:t>
-      </w:r>
-      <w:r>
-        <w:rPr>
-          <w:rFonts w:ascii="Times New Roman" w:hAnsi="Times New Roman" w:cs="Times New Roman"/>
-          <w:sz w:val="24"/>
-          <w:szCs w:val="24"/>
-          <w:lang w:val="uk-UA"/>
-        </w:rPr>
-        <w:t xml:space="preserve"> 26.09.2026</w:t>
-      </w:r>
-    </w:p>
-    <w:p>
-      <w:pPr>
-        <w:pStyle w:val="a9"/>
-        <w:numPr>
-          <w:ilvl w:val="1"/>
-          <w:numId w:val="6"/>
-        </w:numPr>
-        <w:rPr>
-          <w:rFonts w:ascii="Times New Roman" w:hAnsi="Times New Roman" w:cs="Times New Roman"/>
-          <w:sz w:val="24"/>
-          <w:szCs w:val="24"/>
-          <w:lang w:val="uk-UA"/>
-        </w:rPr>
-      </w:pPr>
-      <w:r>
-        <w:rPr>
-          <w:rFonts w:ascii="Times New Roman" w:hAnsi="Times New Roman" w:cs="Times New Roman"/>
-          <w:sz w:val="24"/>
-          <w:szCs w:val="24"/>
-          <w:lang w:val="uk-UA"/>
-        </w:rPr>
-        <w:t>Тема №</w:t>
-      </w:r>
-      <w:r>
-        <w:rPr>
-          <w:rFonts w:ascii="Times New Roman" w:hAnsi="Times New Roman" w:cs="Times New Roman"/>
-          <w:sz w:val="24"/>
-          <w:szCs w:val="24"/>
-          <w:lang w:val="uk-UA"/>
-        </w:rPr>
-        <w:t>5</w:t>
-      </w:r>
-      <w:r>
-        <w:rPr>
-          <w:rFonts w:ascii="Times New Roman" w:hAnsi="Times New Roman" w:cs="Times New Roman"/>
-          <w:sz w:val="24"/>
-          <w:szCs w:val="24"/>
-          <w:lang w:val="uk-UA"/>
-        </w:rPr>
-        <w:t>: Операції й оператори. Вирази.</w:t>
-      </w:r>
-    </w:p>
-    <w:p>
-      <w:pPr>
-        <w:pStyle w:val="a9"/>
-        <w:numPr>
-          <w:ilvl w:val="2"/>
-          <w:numId w:val="6"/>
-        </w:numPr>
-        <w:rPr>
-          <w:rFonts w:ascii="Times New Roman" w:hAnsi="Times New Roman" w:cs="Times New Roman"/>
-          <w:sz w:val="24"/>
-          <w:szCs w:val="24"/>
-          <w:lang w:val="uk-UA"/>
-        </w:rPr>
-      </w:pPr>
-      <w:r>
-        <w:rPr>
-          <w:rFonts w:ascii="Times New Roman" w:hAnsi="Times New Roman" w:cs="Times New Roman"/>
-          <w:sz w:val="24"/>
-          <w:szCs w:val="24"/>
-          <w:lang w:val="uk-UA"/>
-        </w:rPr>
-        <w:t>Джерела інформації:</w:t>
-      </w:r>
-    </w:p>
-    <w:p>
-      <w:pPr>
-        <w:pStyle w:val="a9"/>
-        <w:numPr>
-          <w:ilvl w:val="3"/>
-          <w:numId w:val="6"/>
-        </w:numPr>
-        <w:rPr>
-          <w:rFonts w:ascii="Times New Roman" w:hAnsi="Times New Roman" w:cs="Times New Roman"/>
-          <w:sz w:val="24"/>
-          <w:szCs w:val="24"/>
-          <w:lang w:val="uk-UA"/>
-        </w:rPr>
-      </w:pPr>
-      <w:r>
-        <w:rPr>
-          <w:rFonts w:ascii="Times New Roman" w:hAnsi="Times New Roman" w:cs="Times New Roman"/>
-          <w:sz w:val="24"/>
-          <w:szCs w:val="24"/>
-          <w:lang w:val="uk-UA"/>
-        </w:rPr>
-        <w:t xml:space="preserve">Файл </w:t>
-      </w:r>
-      <w:hyperlink r:id="rId16" w:history="1">
-        <w:r>
-          <w:rPr>
-            <w:rStyle w:val="ae"/>
-            <w:rFonts w:ascii="Times New Roman" w:hAnsi="Times New Roman" w:cs="Times New Roman"/>
-            <w:sz w:val="24"/>
-            <w:szCs w:val="24"/>
-            <w:lang w:val="uk-UA"/>
-          </w:rPr>
-          <w:t>Лабораторна робота №1</w:t>
-        </w:r>
-      </w:hyperlink>
-    </w:p>
-    <w:p>
-      <w:pPr>
-        <w:pStyle w:val="a9"/>
-        <w:numPr>
-          <w:ilvl w:val="3"/>
-          <w:numId w:val="6"/>
-        </w:numPr>
-        <w:rPr>
-          <w:rFonts w:ascii="Times New Roman" w:hAnsi="Times New Roman" w:cs="Times New Roman"/>
-          <w:sz w:val="24"/>
-          <w:szCs w:val="24"/>
-          <w:lang w:val="uk-UA"/>
-        </w:rPr>
-      </w:pPr>
-      <w:proofErr w:type="spellStart"/>
-      <w:r>
-        <w:rPr>
-          <w:rFonts w:ascii="Times New Roman" w:hAnsi="Times New Roman" w:cs="Times New Roman"/>
-          <w:sz w:val="24"/>
-          <w:szCs w:val="24"/>
-          <w:lang w:val="uk-UA"/>
-        </w:rPr>
-        <w:t>Відеоуроки</w:t>
-      </w:r>
-      <w:proofErr w:type="spellEnd"/>
-      <w:r>
-        <w:rPr>
-          <w:rFonts w:ascii="Times New Roman" w:hAnsi="Times New Roman" w:cs="Times New Roman"/>
-          <w:sz w:val="24"/>
-          <w:szCs w:val="24"/>
-          <w:lang w:val="uk-UA"/>
-        </w:rPr>
-        <w:t xml:space="preserve"> </w:t>
-      </w:r>
-      <w:hyperlink r:id="rId17" w:history="1">
-        <w:r>
-          <w:rPr>
-            <w:rStyle w:val="ae"/>
-            <w:rFonts w:ascii="Times New Roman" w:hAnsi="Times New Roman" w:cs="Times New Roman"/>
-            <w:sz w:val="24"/>
-            <w:szCs w:val="24"/>
-            <w:lang w:val="uk-UA"/>
-          </w:rPr>
-          <w:t>Блогана</w:t>
-        </w:r>
-      </w:hyperlink>
-    </w:p>
-    <w:p>
-      <w:pPr>
-        <w:pStyle w:val="a9"/>
-        <w:numPr>
-          <w:ilvl w:val="2"/>
-          <w:numId w:val="6"/>
-        </w:numPr>
-        <w:rPr>
-          <w:rFonts w:ascii="Times New Roman" w:hAnsi="Times New Roman" w:cs="Times New Roman"/>
-          <w:sz w:val="24"/>
-          <w:szCs w:val="24"/>
-          <w:lang w:val="uk-UA"/>
-        </w:rPr>
-      </w:pPr>
-      <w:r>
-        <w:rPr>
-          <w:rFonts w:ascii="Times New Roman" w:hAnsi="Times New Roman" w:cs="Times New Roman"/>
-          <w:sz w:val="24"/>
-          <w:szCs w:val="24"/>
-          <w:lang w:val="uk-UA"/>
-        </w:rPr>
-        <w:t>Що опрацьовано</w:t>
-      </w:r>
-      <w:r>
-        <w:rPr>
-          <w:rFonts w:ascii="Times New Roman" w:hAnsi="Times New Roman" w:cs="Times New Roman"/>
-          <w:sz w:val="24"/>
-          <w:szCs w:val="24"/>
-          <w:lang w:val="en-US"/>
-        </w:rPr>
-        <w:t>:</w:t>
-      </w:r>
-    </w:p>
-    <w:p>
-      <w:pPr>
-        <w:pStyle w:val="a9"/>
-        <w:numPr>
-          <w:ilvl w:val="3"/>
-          <w:numId w:val="6"/>
-        </w:numPr>
-        <w:rPr>
-          <w:rFonts w:ascii="Times New Roman" w:hAnsi="Times New Roman" w:cs="Times New Roman"/>
-          <w:sz w:val="24"/>
-          <w:szCs w:val="24"/>
-          <w:lang w:val="uk-UA"/>
-        </w:rPr>
-      </w:pPr>
-      <w:proofErr w:type="spellStart"/>
-      <w:r>
-        <w:rPr>
-          <w:rFonts w:ascii="Times New Roman" w:hAnsi="Times New Roman" w:cs="Times New Roman"/>
-          <w:sz w:val="24"/>
-          <w:szCs w:val="24"/>
-          <w:lang w:val="uk-UA"/>
-        </w:rPr>
-        <w:t>Ознаймолено</w:t>
-      </w:r>
-      <w:proofErr w:type="spellEnd"/>
-      <w:r>
-        <w:rPr>
-          <w:rFonts w:ascii="Times New Roman" w:hAnsi="Times New Roman" w:cs="Times New Roman"/>
-          <w:sz w:val="24"/>
-          <w:szCs w:val="24"/>
-          <w:lang w:val="uk-UA"/>
-        </w:rPr>
-        <w:t xml:space="preserve"> з видами операторів у С++ (</w:t>
-      </w:r>
-      <w:proofErr w:type="spellStart"/>
-      <w:r>
-        <w:rPr>
-          <w:rFonts w:ascii="Times New Roman" w:hAnsi="Times New Roman" w:cs="Times New Roman"/>
-          <w:sz w:val="24"/>
-          <w:szCs w:val="24"/>
-          <w:lang w:val="uk-UA"/>
-        </w:rPr>
-        <w:t>Унарний</w:t>
-      </w:r>
-      <w:proofErr w:type="spellEnd"/>
-      <w:r>
-        <w:rPr>
-          <w:rFonts w:ascii="Times New Roman" w:hAnsi="Times New Roman" w:cs="Times New Roman"/>
-          <w:sz w:val="24"/>
-          <w:szCs w:val="24"/>
-          <w:lang w:val="uk-UA"/>
-        </w:rPr>
-        <w:t xml:space="preserve">, бінарний, </w:t>
-      </w:r>
-      <w:proofErr w:type="spellStart"/>
-      <w:r>
-        <w:rPr>
-          <w:rFonts w:ascii="Times New Roman" w:hAnsi="Times New Roman" w:cs="Times New Roman"/>
-          <w:sz w:val="24"/>
-          <w:szCs w:val="24"/>
-          <w:lang w:val="uk-UA"/>
-        </w:rPr>
-        <w:t>тернарний</w:t>
-      </w:r>
-      <w:proofErr w:type="spellEnd"/>
-      <w:r>
-        <w:rPr>
-          <w:rFonts w:ascii="Times New Roman" w:hAnsi="Times New Roman" w:cs="Times New Roman"/>
-          <w:sz w:val="24"/>
-          <w:szCs w:val="24"/>
-          <w:lang w:val="uk-UA"/>
-        </w:rPr>
-        <w:t>) і з їх функціями.</w:t>
-      </w:r>
-    </w:p>
-    <w:p>
-      <w:pPr>
-        <w:pStyle w:val="a9"/>
-        <w:numPr>
-          <w:ilvl w:val="2"/>
-          <w:numId w:val="6"/>
-        </w:numPr>
-        <w:rPr>
-          <w:rFonts w:ascii="Times New Roman" w:hAnsi="Times New Roman" w:cs="Times New Roman"/>
-          <w:sz w:val="24"/>
-          <w:szCs w:val="24"/>
-          <w:lang w:val="uk-UA"/>
-        </w:rPr>
-      </w:pPr>
-      <w:r>
-        <w:rPr>
-          <w:rFonts w:ascii="Times New Roman" w:hAnsi="Times New Roman" w:cs="Times New Roman"/>
-          <w:sz w:val="24"/>
-          <w:szCs w:val="24"/>
-          <w:lang w:val="uk-UA"/>
-        </w:rPr>
-        <w:t>Статус:</w:t>
-      </w:r>
-      <w:r>
-        <w:rPr>
-          <w:rFonts w:ascii="Times New Roman" w:hAnsi="Times New Roman" w:cs="Times New Roman"/>
-          <w:sz w:val="24"/>
-          <w:szCs w:val="24"/>
-          <w:lang w:val="uk-UA"/>
-        </w:rPr>
-        <w:t xml:space="preserve"> Опрацьовано</w:t>
-      </w:r>
-    </w:p>
-    <w:p>
-      <w:pPr>
-        <w:pStyle w:val="a9"/>
-        <w:numPr>
-          <w:ilvl w:val="2"/>
-          <w:numId w:val="6"/>
-        </w:numPr>
-        <w:rPr>
-          <w:rFonts w:ascii="Times New Roman" w:hAnsi="Times New Roman" w:cs="Times New Roman"/>
-          <w:sz w:val="24"/>
-          <w:szCs w:val="24"/>
-          <w:lang w:val="uk-UA"/>
-        </w:rPr>
-      </w:pPr>
-      <w:r>
-        <w:rPr>
-          <w:rFonts w:ascii="Times New Roman" w:hAnsi="Times New Roman" w:cs="Times New Roman"/>
-          <w:sz w:val="24"/>
-          <w:szCs w:val="24"/>
-          <w:lang w:val="uk-UA"/>
-        </w:rPr>
-        <w:t>Початок опрацювання теми:</w:t>
-      </w:r>
-      <w:r>
-        <w:rPr>
-          <w:rFonts w:ascii="Times New Roman" w:hAnsi="Times New Roman" w:cs="Times New Roman"/>
-          <w:sz w:val="24"/>
-          <w:szCs w:val="24"/>
-          <w:lang w:val="uk-UA"/>
-        </w:rPr>
-        <w:t xml:space="preserve"> 25.09.2026</w:t>
-      </w:r>
-    </w:p>
-    <w:p>
-      <w:pPr>
-        <w:pStyle w:val="a9"/>
-        <w:numPr>
-          <w:ilvl w:val="2"/>
-          <w:numId w:val="6"/>
-        </w:numPr>
-        <w:rPr>
-          <w:rFonts w:ascii="Times New Roman" w:hAnsi="Times New Roman" w:cs="Times New Roman"/>
-          <w:sz w:val="24"/>
-          <w:szCs w:val="24"/>
-          <w:lang w:val="uk-UA"/>
-        </w:rPr>
-      </w:pPr>
-      <w:r>
-        <w:rPr>
-          <w:rFonts w:ascii="Times New Roman" w:hAnsi="Times New Roman" w:cs="Times New Roman"/>
-          <w:sz w:val="24"/>
-          <w:szCs w:val="24"/>
-          <w:lang w:val="uk-UA"/>
-        </w:rPr>
-        <w:t>Завершення опрацювання теми:</w:t>
-      </w:r>
-      <w:r>
-        <w:rPr>
-          <w:rFonts w:ascii="Times New Roman" w:hAnsi="Times New Roman" w:cs="Times New Roman"/>
-          <w:sz w:val="24"/>
-          <w:szCs w:val="24"/>
-          <w:lang w:val="uk-UA"/>
-        </w:rPr>
-        <w:t xml:space="preserve"> 26.09.2026</w:t>
-      </w:r>
-    </w:p>
-    <w:p>
-      <w:pPr>
-        <w:pStyle w:val="a9"/>
-        <w:numPr>
-          <w:ilvl w:val="1"/>
-          <w:numId w:val="6"/>
-        </w:numPr>
-        <w:rPr>
-          <w:rFonts w:ascii="Times New Roman" w:hAnsi="Times New Roman" w:cs="Times New Roman"/>
-          <w:sz w:val="24"/>
-          <w:szCs w:val="24"/>
-        </w:rPr>
-      </w:pPr>
-      <w:r>
-        <w:rPr>
-          <w:rFonts w:ascii="Times New Roman" w:hAnsi="Times New Roman" w:cs="Times New Roman"/>
-          <w:sz w:val="24"/>
-          <w:szCs w:val="24"/>
-          <w:lang w:val="uk-UA"/>
-        </w:rPr>
-        <w:t>Тема №</w:t>
-      </w:r>
-      <w:r>
-        <w:rPr>
-          <w:rFonts w:ascii="Times New Roman" w:hAnsi="Times New Roman" w:cs="Times New Roman"/>
-          <w:sz w:val="24"/>
-          <w:szCs w:val="24"/>
-          <w:lang w:val="uk-UA"/>
-        </w:rPr>
-        <w:t>6</w:t>
-      </w:r>
-      <w:r>
-        <w:rPr>
-          <w:rFonts w:ascii="Times New Roman" w:hAnsi="Times New Roman" w:cs="Times New Roman"/>
-          <w:sz w:val="24"/>
-          <w:szCs w:val="24"/>
-          <w:lang w:val="uk-UA"/>
-        </w:rPr>
-        <w:t xml:space="preserve">: </w:t>
-      </w:r>
-      <w:r>
-        <w:rPr>
-          <w:rFonts w:ascii="Times New Roman" w:hAnsi="Times New Roman" w:cs="Times New Roman"/>
-          <w:sz w:val="24"/>
-          <w:szCs w:val="24"/>
-        </w:rPr>
-        <w:t>Структура і синтаксис вводу і виводу.</w:t>
-      </w:r>
-    </w:p>
-    <w:p>
-      <w:pPr>
-        <w:pStyle w:val="a9"/>
-        <w:numPr>
-          <w:ilvl w:val="2"/>
-          <w:numId w:val="6"/>
-        </w:numPr>
-        <w:rPr>
-          <w:rFonts w:ascii="Times New Roman" w:hAnsi="Times New Roman" w:cs="Times New Roman"/>
-          <w:sz w:val="24"/>
-          <w:szCs w:val="24"/>
-          <w:lang w:val="uk-UA"/>
-        </w:rPr>
-      </w:pPr>
-      <w:r>
-        <w:rPr>
-          <w:rFonts w:ascii="Times New Roman" w:hAnsi="Times New Roman" w:cs="Times New Roman"/>
-          <w:sz w:val="24"/>
-          <w:szCs w:val="24"/>
-          <w:lang w:val="uk-UA"/>
-        </w:rPr>
-        <w:t>Джерела інформації:</w:t>
-      </w:r>
-    </w:p>
-    <w:p>
-      <w:pPr>
-        <w:pStyle w:val="a9"/>
-        <w:numPr>
-          <w:ilvl w:val="3"/>
-          <w:numId w:val="6"/>
-        </w:numPr>
-        <w:rPr>
-          <w:rFonts w:ascii="Times New Roman" w:hAnsi="Times New Roman" w:cs="Times New Roman"/>
-          <w:sz w:val="24"/>
-          <w:szCs w:val="24"/>
-          <w:lang w:val="uk-UA"/>
-        </w:rPr>
-      </w:pPr>
-      <w:r>
-        <w:rPr>
-          <w:rFonts w:ascii="Times New Roman" w:hAnsi="Times New Roman" w:cs="Times New Roman"/>
-          <w:sz w:val="24"/>
-          <w:szCs w:val="24"/>
-          <w:lang w:val="uk-UA"/>
-        </w:rPr>
-        <w:t xml:space="preserve">Файл </w:t>
-      </w:r>
-      <w:hyperlink r:id="rId18" w:history="1">
-        <w:r>
-          <w:rPr>
-            <w:rStyle w:val="ae"/>
-            <w:rFonts w:ascii="Times New Roman" w:hAnsi="Times New Roman" w:cs="Times New Roman"/>
-            <w:sz w:val="24"/>
-            <w:szCs w:val="24"/>
-            <w:lang w:val="uk-UA"/>
-          </w:rPr>
-          <w:t>Лабораторна робота №1</w:t>
-        </w:r>
-      </w:hyperlink>
-    </w:p>
-    <w:p>
-      <w:pPr>
-        <w:pStyle w:val="a9"/>
-        <w:numPr>
           <w:ilvl w:val="2"/>
           <w:numId w:val="6"/>
         </w:numPr>
@@ -3648,7 +3451,6 @@
           <w:szCs w:val="24"/>
           <w:lang w:val="uk-UA"/>
         </w:rPr>
-        <w:lastRenderedPageBreak/>
         <w:t>Створити блок-схему до програми</w:t>
       </w:r>
       <w:r>
@@ -3715,6 +3517,7 @@
           <w:szCs w:val="24"/>
           <w:lang w:val="uk-UA"/>
         </w:rPr>
+        <w:lastRenderedPageBreak/>
         <w:t>В</w:t>
       </w:r>
       <w:r>
@@ -5810,7 +5613,6 @@
           <w:szCs w:val="24"/>
           <w:lang w:val="uk-UA"/>
         </w:rPr>
-        <w:lastRenderedPageBreak/>
         <w:t>Важливі деталі для врахування в імплементації:</w:t>
       </w:r>
     </w:p>
@@ -5876,6 +5678,7 @@
           <w:szCs w:val="24"/>
           <w:lang w:val="uk-UA"/>
         </w:rPr>
+        <w:lastRenderedPageBreak/>
         <w:t>Завдання №6</w:t>
       </w:r>
       <w:r>
@@ -6173,7 +5976,7 @@
                     <pic:cNvPicPr/>
                   </pic:nvPicPr>
                   <pic:blipFill>
-                    <a:blip r:embed="rId19" cstate="print">
+                    <a:blip r:embed="rId15" cstate="print">
                       <a:extLst>
                         <a:ext uri="{28A0092B-C50C-407E-A947-70E740481C1C}">
                           <a14:useLocalDpi xmlns:a14="http://schemas.microsoft.com/office/drawing/2010/main" val="0"/>
@@ -6358,7 +6161,7 @@
                     <pic:cNvPicPr/>
                   </pic:nvPicPr>
                   <pic:blipFill>
-                    <a:blip r:embed="rId20" cstate="print">
+                    <a:blip r:embed="rId16" cstate="print">
                       <a:extLst>
                         <a:ext uri="{28A0092B-C50C-407E-A947-70E740481C1C}">
                           <a14:useLocalDpi xmlns:a14="http://schemas.microsoft.com/office/drawing/2010/main" val="0"/>
@@ -6758,8 +6561,9 @@
           <w:noProof/>
           <w14:ligatures w14:val="standardContextual"/>
         </w:rPr>
+        <w:lastRenderedPageBreak/>
         <w:drawing>
-          <wp:anchor distT="0" distB="0" distL="114300" distR="114300" simplePos="0" relativeHeight="251667456" behindDoc="1" locked="0" layoutInCell="1" allowOverlap="1" wp14:anchorId="525283A7" wp14:editId="6942CBD5">
+          <wp:anchor distT="0" distB="0" distL="114300" distR="114300" simplePos="0" relativeHeight="251667456" behindDoc="1" locked="0" layoutInCell="1" allowOverlap="1" wp14:anchorId="525283A7" wp14:editId="7F03ECF1">
             <wp:simplePos x="0" y="0"/>
             <wp:positionH relativeFrom="page">
               <wp:align>center</wp:align>
@@ -6790,7 +6594,7 @@
                     <pic:cNvPicPr/>
                   </pic:nvPicPr>
                   <pic:blipFill>
-                    <a:blip r:embed="rId21" cstate="print">
+                    <a:blip r:embed="rId17" cstate="print">
                       <a:extLst>
                         <a:ext uri="{28A0092B-C50C-407E-A947-70E740481C1C}">
                           <a14:useLocalDpi xmlns:a14="http://schemas.microsoft.com/office/drawing/2010/main" val="0"/>
@@ -6853,7 +6657,7 @@
         <mc:AlternateContent>
           <mc:Choice Requires="wps">
             <w:drawing>
-              <wp:anchor distT="0" distB="0" distL="114300" distR="114300" simplePos="0" relativeHeight="251669504" behindDoc="1" locked="0" layoutInCell="1" allowOverlap="1" wp14:anchorId="065835DA" wp14:editId="2036852E">
+              <wp:anchor distT="0" distB="0" distL="114300" distR="114300" simplePos="0" relativeHeight="251669504" behindDoc="1" locked="0" layoutInCell="1" allowOverlap="1" wp14:anchorId="065835DA" wp14:editId="1D568F22">
                 <wp:simplePos x="0" y="0"/>
                 <wp:positionH relativeFrom="margin">
                   <wp:align>center</wp:align>
@@ -7225,6 +7029,7 @@
     </w:p>
     <w:p>
       <w:pPr>
+        <w:jc w:val="center"/>
         <w:rPr>
           <w:rFonts w:ascii="Times New Roman" w:hAnsi="Times New Roman" w:cs="Times New Roman"/>
           <w:sz w:val="24"/>
@@ -7242,25 +7047,9 @@
           <w14:ligatures w14:val="standardContextual"/>
         </w:rPr>
         <w:drawing>
-          <wp:anchor distT="0" distB="0" distL="114300" distR="114300" simplePos="0" relativeHeight="251670528" behindDoc="0" locked="0" layoutInCell="1" allowOverlap="1" wp14:anchorId="65987560" wp14:editId="13D4ED50">
-            <wp:simplePos x="0" y="0"/>
-            <wp:positionH relativeFrom="page">
-              <wp:align>center</wp:align>
-            </wp:positionH>
-            <wp:positionV relativeFrom="page">
-              <wp:posOffset>4411980</wp:posOffset>
-            </wp:positionV>
+          <wp:inline distT="0" distB="0" distL="0" distR="0" wp14:anchorId="65987560" wp14:editId="35DF1695">
             <wp:extent cx="575945" cy="5402580"/>
             <wp:effectExtent l="0" t="0" r="0" b="7620"/>
-            <wp:wrapThrough wrapText="bothSides">
-              <wp:wrapPolygon edited="0">
-                <wp:start x="0" y="0"/>
-                <wp:lineTo x="0" y="21554"/>
-                <wp:lineTo x="20719" y="21554"/>
-                <wp:lineTo x="20719" y="0"/>
-                <wp:lineTo x="0" y="0"/>
-              </wp:wrapPolygon>
-            </wp:wrapThrough>
             <wp:docPr id="1901884182" name="Рисунок 8"/>
             <wp:cNvGraphicFramePr>
               <a:graphicFrameLocks xmlns:a="http://schemas.openxmlformats.org/drawingml/2006/main" noChangeAspect="1"/>
@@ -7273,7 +7062,7 @@
                     <pic:cNvPicPr/>
                   </pic:nvPicPr>
                   <pic:blipFill>
-                    <a:blip r:embed="rId22">
+                    <a:blip r:embed="rId18">
                       <a:extLst>
                         <a:ext uri="{28A0092B-C50C-407E-A947-70E740481C1C}">
                           <a14:useLocalDpi xmlns:a14="http://schemas.microsoft.com/office/drawing/2010/main" val="0"/>
@@ -7296,275 +7085,9 @@
                 </pic:pic>
               </a:graphicData>
             </a:graphic>
-            <wp14:sizeRelH relativeFrom="margin">
-              <wp14:pctWidth>0</wp14:pctWidth>
-            </wp14:sizeRelH>
-            <wp14:sizeRelV relativeFrom="margin">
-              <wp14:pctHeight>0</wp14:pctHeight>
-            </wp14:sizeRelV>
-          </wp:anchor>
+          </wp:inline>
         </w:drawing>
       </w:r>
-    </w:p>
-    <w:p>
-      <w:pPr>
-        <w:rPr>
-          <w:rFonts w:ascii="Times New Roman" w:hAnsi="Times New Roman" w:cs="Times New Roman"/>
-          <w:sz w:val="24"/>
-          <w:szCs w:val="24"/>
-          <w:lang w:val="en-US"/>
-        </w:rPr>
-      </w:pPr>
-    </w:p>
-    <w:p>
-      <w:pPr>
-        <w:rPr>
-          <w:rFonts w:ascii="Times New Roman" w:hAnsi="Times New Roman" w:cs="Times New Roman"/>
-          <w:sz w:val="24"/>
-          <w:szCs w:val="24"/>
-          <w:lang w:val="en-US"/>
-        </w:rPr>
-      </w:pPr>
-    </w:p>
-    <w:p>
-      <w:pPr>
-        <w:rPr>
-          <w:rFonts w:ascii="Times New Roman" w:hAnsi="Times New Roman" w:cs="Times New Roman"/>
-          <w:sz w:val="24"/>
-          <w:szCs w:val="24"/>
-          <w:lang w:val="en-US"/>
-        </w:rPr>
-      </w:pPr>
-    </w:p>
-    <w:p>
-      <w:pPr>
-        <w:rPr>
-          <w:rFonts w:ascii="Times New Roman" w:hAnsi="Times New Roman" w:cs="Times New Roman"/>
-          <w:sz w:val="24"/>
-          <w:szCs w:val="24"/>
-          <w:lang w:val="en-US"/>
-        </w:rPr>
-      </w:pPr>
-    </w:p>
-    <w:p>
-      <w:pPr>
-        <w:rPr>
-          <w:rFonts w:ascii="Times New Roman" w:hAnsi="Times New Roman" w:cs="Times New Roman"/>
-          <w:sz w:val="24"/>
-          <w:szCs w:val="24"/>
-          <w:lang w:val="en-US"/>
-        </w:rPr>
-      </w:pPr>
-    </w:p>
-    <w:p>
-      <w:pPr>
-        <w:rPr>
-          <w:rFonts w:ascii="Times New Roman" w:hAnsi="Times New Roman" w:cs="Times New Roman"/>
-          <w:sz w:val="24"/>
-          <w:szCs w:val="24"/>
-          <w:lang w:val="en-US"/>
-        </w:rPr>
-      </w:pPr>
-    </w:p>
-    <w:p>
-      <w:pPr>
-        <w:rPr>
-          <w:rFonts w:ascii="Times New Roman" w:hAnsi="Times New Roman" w:cs="Times New Roman"/>
-          <w:sz w:val="24"/>
-          <w:szCs w:val="24"/>
-          <w:lang w:val="en-US"/>
-        </w:rPr>
-      </w:pPr>
-    </w:p>
-    <w:p>
-      <w:pPr>
-        <w:rPr>
-          <w:rFonts w:ascii="Times New Roman" w:hAnsi="Times New Roman" w:cs="Times New Roman"/>
-          <w:sz w:val="24"/>
-          <w:szCs w:val="24"/>
-          <w:lang w:val="en-US"/>
-        </w:rPr>
-      </w:pPr>
-    </w:p>
-    <w:p>
-      <w:pPr>
-        <w:rPr>
-          <w:rFonts w:ascii="Times New Roman" w:hAnsi="Times New Roman" w:cs="Times New Roman"/>
-          <w:sz w:val="24"/>
-          <w:szCs w:val="24"/>
-          <w:lang w:val="en-US"/>
-        </w:rPr>
-      </w:pPr>
-    </w:p>
-    <w:p>
-      <w:pPr>
-        <w:rPr>
-          <w:rFonts w:ascii="Times New Roman" w:hAnsi="Times New Roman" w:cs="Times New Roman"/>
-          <w:sz w:val="24"/>
-          <w:szCs w:val="24"/>
-          <w:lang w:val="en-US"/>
-        </w:rPr>
-      </w:pPr>
-    </w:p>
-    <w:p>
-      <w:pPr>
-        <w:rPr>
-          <w:rFonts w:ascii="Times New Roman" w:hAnsi="Times New Roman" w:cs="Times New Roman"/>
-          <w:sz w:val="24"/>
-          <w:szCs w:val="24"/>
-          <w:lang w:val="en-US"/>
-        </w:rPr>
-      </w:pPr>
-    </w:p>
-    <w:p>
-      <w:pPr>
-        <w:rPr>
-          <w:rFonts w:ascii="Times New Roman" w:hAnsi="Times New Roman" w:cs="Times New Roman"/>
-          <w:sz w:val="24"/>
-          <w:szCs w:val="24"/>
-          <w:lang w:val="en-US"/>
-        </w:rPr>
-      </w:pPr>
-    </w:p>
-    <w:p>
-      <w:pPr>
-        <w:rPr>
-          <w:rFonts w:ascii="Times New Roman" w:hAnsi="Times New Roman" w:cs="Times New Roman"/>
-          <w:sz w:val="24"/>
-          <w:szCs w:val="24"/>
-          <w:lang w:val="en-US"/>
-        </w:rPr>
-      </w:pPr>
-    </w:p>
-    <w:p>
-      <w:pPr>
-        <w:rPr>
-          <w:rFonts w:ascii="Times New Roman" w:hAnsi="Times New Roman" w:cs="Times New Roman"/>
-          <w:sz w:val="24"/>
-          <w:szCs w:val="24"/>
-          <w:lang w:val="en-US"/>
-        </w:rPr>
-      </w:pPr>
-    </w:p>
-    <w:p>
-      <w:pPr>
-        <w:rPr>
-          <w:rFonts w:ascii="Times New Roman" w:hAnsi="Times New Roman" w:cs="Times New Roman"/>
-          <w:sz w:val="24"/>
-          <w:szCs w:val="24"/>
-          <w:lang w:val="en-US"/>
-        </w:rPr>
-      </w:pPr>
-    </w:p>
-    <w:p>
-      <w:pPr>
-        <w:rPr>
-          <w:rFonts w:ascii="Times New Roman" w:hAnsi="Times New Roman" w:cs="Times New Roman"/>
-          <w:sz w:val="24"/>
-          <w:szCs w:val="24"/>
-          <w:lang w:val="en-US"/>
-        </w:rPr>
-      </w:pPr>
-    </w:p>
-    <w:p>
-      <w:pPr>
-        <w:rPr>
-          <w:rFonts w:ascii="Times New Roman" w:hAnsi="Times New Roman" w:cs="Times New Roman"/>
-          <w:sz w:val="24"/>
-          <w:szCs w:val="24"/>
-          <w:lang w:val="en-US"/>
-        </w:rPr>
-      </w:pPr>
-    </w:p>
-    <w:p>
-      <w:pPr>
-        <w:rPr>
-          <w:rFonts w:ascii="Times New Roman" w:hAnsi="Times New Roman" w:cs="Times New Roman"/>
-          <w:sz w:val="24"/>
-          <w:szCs w:val="24"/>
-          <w:lang w:val="en-US"/>
-        </w:rPr>
-      </w:pPr>
-    </w:p>
-    <w:p>
-      <w:pPr>
-        <w:rPr>
-          <w:rFonts w:ascii="Times New Roman" w:hAnsi="Times New Roman" w:cs="Times New Roman"/>
-          <w:sz w:val="24"/>
-          <w:szCs w:val="24"/>
-          <w:lang w:val="en-US"/>
-        </w:rPr>
-      </w:pPr>
-    </w:p>
-    <w:p>
-      <w:pPr>
-        <w:rPr>
-          <w:rFonts w:ascii="Times New Roman" w:hAnsi="Times New Roman" w:cs="Times New Roman"/>
-          <w:sz w:val="24"/>
-          <w:szCs w:val="24"/>
-          <w:lang w:val="en-US"/>
-        </w:rPr>
-      </w:pPr>
-    </w:p>
-    <w:p>
-      <w:pPr>
-        <w:rPr>
-          <w:rFonts w:ascii="Times New Roman" w:hAnsi="Times New Roman" w:cs="Times New Roman"/>
-          <w:sz w:val="24"/>
-          <w:szCs w:val="24"/>
-          <w:lang w:val="en-US"/>
-        </w:rPr>
-      </w:pPr>
-    </w:p>
-    <w:p>
-      <w:pPr>
-        <w:rPr>
-          <w:rFonts w:ascii="Times New Roman" w:hAnsi="Times New Roman" w:cs="Times New Roman"/>
-          <w:sz w:val="24"/>
-          <w:szCs w:val="24"/>
-          <w:lang w:val="en-US"/>
-        </w:rPr>
-      </w:pPr>
-    </w:p>
-    <w:p>
-      <w:pPr>
-        <w:rPr>
-          <w:rFonts w:ascii="Times New Roman" w:hAnsi="Times New Roman" w:cs="Times New Roman"/>
-          <w:sz w:val="24"/>
-          <w:szCs w:val="24"/>
-          <w:lang w:val="en-US"/>
-        </w:rPr>
-      </w:pPr>
-    </w:p>
-    <w:p>
-      <w:pPr>
-        <w:rPr>
-          <w:rFonts w:ascii="Times New Roman" w:hAnsi="Times New Roman" w:cs="Times New Roman"/>
-          <w:sz w:val="24"/>
-          <w:szCs w:val="24"/>
-          <w:lang w:val="en-US"/>
-        </w:rPr>
-      </w:pPr>
-    </w:p>
-    <w:p>
-      <w:pPr>
-        <w:rPr>
-          <w:rFonts w:ascii="Times New Roman" w:hAnsi="Times New Roman" w:cs="Times New Roman"/>
-          <w:sz w:val="24"/>
-          <w:szCs w:val="24"/>
-          <w:lang w:val="en-US"/>
-        </w:rPr>
-      </w:pPr>
-    </w:p>
-    <w:p>
-      <w:pPr>
-        <w:rPr>
-          <w:rFonts w:ascii="Times New Roman" w:hAnsi="Times New Roman" w:cs="Times New Roman"/>
-          <w:sz w:val="24"/>
-          <w:szCs w:val="24"/>
-          <w:lang w:val="en-US"/>
-        </w:rPr>
-      </w:pPr>
     </w:p>
     <w:p>
       <w:pPr>
@@ -7582,13 +7105,13 @@
         <mc:AlternateContent>
           <mc:Choice Requires="wps">
             <w:drawing>
-              <wp:anchor distT="0" distB="0" distL="114300" distR="114300" simplePos="0" relativeHeight="251672576" behindDoc="0" locked="0" layoutInCell="1" allowOverlap="1" wp14:anchorId="52A8E1D5" wp14:editId="16694A7A">
+              <wp:anchor distT="0" distB="0" distL="114300" distR="114300" simplePos="0" relativeHeight="251672576" behindDoc="0" locked="0" layoutInCell="1" allowOverlap="1" wp14:anchorId="52A8E1D5" wp14:editId="48BB72E1">
                 <wp:simplePos x="0" y="0"/>
-                <wp:positionH relativeFrom="page">
+                <wp:positionH relativeFrom="margin">
                   <wp:align>center</wp:align>
                 </wp:positionH>
                 <wp:positionV relativeFrom="paragraph">
-                  <wp:posOffset>-17145</wp:posOffset>
+                  <wp:posOffset>11430</wp:posOffset>
                 </wp:positionV>
                 <wp:extent cx="2651760" cy="290830"/>
                 <wp:effectExtent l="0" t="0" r="0" b="0"/>
@@ -7708,7 +7231,7 @@
           </mc:Choice>
           <mc:Fallback>
             <w:pict>
-              <v:shape w14:anchorId="52A8E1D5" id="_x0000_s1029" type="#_x0000_t202" style="position:absolute;margin-left:0;margin-top:-1.35pt;width:208.8pt;height:22.9pt;z-index:251672576;visibility:visible;mso-wrap-style:square;mso-width-percent:0;mso-height-percent:0;mso-wrap-distance-left:9pt;mso-wrap-distance-top:0;mso-wrap-distance-right:9pt;mso-wrap-distance-bottom:0;mso-position-horizontal:center;mso-position-horizontal-relative:page;mso-position-vertical:absolute;mso-position-vertical-relative:text;mso-width-percent:0;mso-height-percent:0;mso-width-relative:margin;mso-height-relative:margin;v-text-anchor:top" o:gfxdata="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" stroked="f">
+              <v:shape w14:anchorId="52A8E1D5" id="_x0000_s1029" type="#_x0000_t202" style="position:absolute;margin-left:0;margin-top:.9pt;width:208.8pt;height:22.9pt;z-index:251672576;visibility:visible;mso-wrap-style:square;mso-width-percent:0;mso-height-percent:0;mso-wrap-distance-left:9pt;mso-wrap-distance-top:0;mso-wrap-distance-right:9pt;mso-wrap-distance-bottom:0;mso-position-horizontal:center;mso-position-horizontal-relative:margin;mso-position-vertical:absolute;mso-position-vertical-relative:text;mso-width-percent:0;mso-height-percent:0;mso-width-relative:margin;mso-height-relative:margin;v-text-anchor:top" o:gfxdata="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" stroked="f">
                 <v:textbox inset="0,0,0,0">
                   <w:txbxContent>
                     <w:p>
@@ -7775,7 +7298,7 @@
                     </w:p>
                   </w:txbxContent>
                 </v:textbox>
-                <w10:wrap type="through" anchorx="page"/>
+                <w10:wrap type="through" anchorx="margin"/>
               </v:shape>
             </w:pict>
           </mc:Fallback>
@@ -7791,6 +7314,26 @@
           <w:lang w:val="en-US"/>
         </w:rPr>
       </w:pPr>
+    </w:p>
+    <w:p>
+      <w:pPr>
+        <w:rPr>
+          <w:rFonts w:ascii="Times New Roman" w:hAnsi="Times New Roman" w:cs="Times New Roman"/>
+          <w:sz w:val="24"/>
+          <w:szCs w:val="24"/>
+          <w:lang w:val="en-US"/>
+        </w:rPr>
+      </w:pPr>
+    </w:p>
+    <w:p>
+      <w:pPr>
+        <w:rPr>
+          <w:rFonts w:ascii="Times New Roman" w:hAnsi="Times New Roman" w:cs="Times New Roman"/>
+          <w:sz w:val="24"/>
+          <w:szCs w:val="24"/>
+          <w:lang w:val="en-US"/>
+        </w:rPr>
+      </w:pPr>
       <w:r>
         <w:rPr>
           <w:rFonts w:ascii="Times New Roman" w:hAnsi="Times New Roman" w:cs="Times New Roman"/>
@@ -7802,25 +7345,25 @@
         </w:rPr>
         <w:lastRenderedPageBreak/>
         <w:drawing>
-          <wp:anchor distT="0" distB="0" distL="114300" distR="114300" simplePos="0" relativeHeight="251673600" behindDoc="1" locked="0" layoutInCell="1" allowOverlap="1" wp14:anchorId="6AA66002" wp14:editId="57C96509">
+          <wp:anchor distT="0" distB="0" distL="114300" distR="114300" simplePos="0" relativeHeight="251720704" behindDoc="1" locked="0" layoutInCell="1" allowOverlap="1" wp14:anchorId="39B35873" wp14:editId="382137F7">
             <wp:simplePos x="0" y="0"/>
-            <wp:positionH relativeFrom="margin">
+            <wp:positionH relativeFrom="page">
               <wp:align>center</wp:align>
             </wp:positionH>
-            <wp:positionV relativeFrom="margin">
-              <wp:posOffset>1270</wp:posOffset>
+            <wp:positionV relativeFrom="page">
+              <wp:posOffset>548640</wp:posOffset>
             </wp:positionV>
-            <wp:extent cx="993140" cy="8900160"/>
-            <wp:effectExtent l="0" t="0" r="0" b="0"/>
-            <wp:wrapThrough wrapText="bothSides">
+            <wp:extent cx="949325" cy="8511540"/>
+            <wp:effectExtent l="0" t="0" r="3175" b="3810"/>
+            <wp:wrapTight wrapText="bothSides">
               <wp:wrapPolygon edited="0">
                 <wp:start x="0" y="0"/>
-                <wp:lineTo x="0" y="21545"/>
-                <wp:lineTo x="21130" y="21545"/>
-                <wp:lineTo x="21130" y="0"/>
+                <wp:lineTo x="0" y="21561"/>
+                <wp:lineTo x="21239" y="21561"/>
+                <wp:lineTo x="21239" y="0"/>
                 <wp:lineTo x="0" y="0"/>
               </wp:wrapPolygon>
-            </wp:wrapThrough>
+            </wp:wrapTight>
             <wp:docPr id="152644673" name="Рисунок 9"/>
             <wp:cNvGraphicFramePr>
               <a:graphicFrameLocks xmlns:a="http://schemas.openxmlformats.org/drawingml/2006/main" noChangeAspect="1"/>
@@ -7833,7 +7376,7 @@
                     <pic:cNvPicPr/>
                   </pic:nvPicPr>
                   <pic:blipFill>
-                    <a:blip r:embed="rId23">
+                    <a:blip r:embed="rId19">
                       <a:extLst>
                         <a:ext uri="{28A0092B-C50C-407E-A947-70E740481C1C}">
                           <a14:useLocalDpi xmlns:a14="http://schemas.microsoft.com/office/drawing/2010/main" val="0"/>
@@ -7847,7 +7390,7 @@
                   <pic:spPr>
                     <a:xfrm>
                       <a:off x="0" y="0"/>
-                      <a:ext cx="993140" cy="8900160"/>
+                      <a:ext cx="949325" cy="8511540"/>
                     </a:xfrm>
                     <a:prstGeom prst="rect">
                       <a:avLst/>
@@ -7856,12 +7399,6 @@
                 </pic:pic>
               </a:graphicData>
             </a:graphic>
-            <wp14:sizeRelH relativeFrom="margin">
-              <wp14:pctWidth>0</wp14:pctWidth>
-            </wp14:sizeRelH>
-            <wp14:sizeRelV relativeFrom="margin">
-              <wp14:pctHeight>0</wp14:pctHeight>
-            </wp14:sizeRelV>
           </wp:anchor>
         </w:drawing>
       </w:r>
@@ -7888,6 +7425,7 @@
     </w:p>
     <w:p>
       <w:pPr>
+        <w:jc w:val="center"/>
         <w:rPr>
           <w:rFonts w:ascii="Times New Roman" w:hAnsi="Times New Roman" w:cs="Times New Roman"/>
           <w:sz w:val="24"/>
@@ -7898,16 +7436,7 @@
     </w:p>
     <w:p>
       <w:pPr>
-        <w:rPr>
-          <w:rFonts w:ascii="Times New Roman" w:hAnsi="Times New Roman" w:cs="Times New Roman"/>
-          <w:sz w:val="24"/>
-          <w:szCs w:val="24"/>
-          <w:lang w:val="en-US"/>
-        </w:rPr>
-      </w:pPr>
-    </w:p>
-    <w:p>
-      <w:pPr>
+        <w:jc w:val="center"/>
         <w:rPr>
           <w:rFonts w:ascii="Times New Roman" w:hAnsi="Times New Roman" w:cs="Times New Roman"/>
           <w:sz w:val="24"/>
@@ -8312,13 +7841,13 @@
         <mc:AlternateContent>
           <mc:Choice Requires="wps">
             <w:drawing>
-              <wp:anchor distT="0" distB="0" distL="114300" distR="114300" simplePos="0" relativeHeight="251675648" behindDoc="0" locked="0" layoutInCell="1" allowOverlap="1" wp14:anchorId="26A6CB7F" wp14:editId="7FCD1020">
+              <wp:anchor distT="0" distB="0" distL="114300" distR="114300" simplePos="0" relativeHeight="251675648" behindDoc="0" locked="0" layoutInCell="1" allowOverlap="1" wp14:anchorId="26A6CB7F" wp14:editId="35D87496">
                 <wp:simplePos x="0" y="0"/>
-                <wp:positionH relativeFrom="margin">
+                <wp:positionH relativeFrom="page">
                   <wp:align>center</wp:align>
                 </wp:positionH>
                 <wp:positionV relativeFrom="paragraph">
-                  <wp:posOffset>133350</wp:posOffset>
+                  <wp:posOffset>10160</wp:posOffset>
                 </wp:positionV>
                 <wp:extent cx="2766060" cy="274320"/>
                 <wp:effectExtent l="0" t="0" r="0" b="0"/>
@@ -8445,7 +7974,7 @@
           </mc:Choice>
           <mc:Fallback>
             <w:pict>
-              <v:shape w14:anchorId="26A6CB7F" id="_x0000_s1030" type="#_x0000_t202" style="position:absolute;margin-left:0;margin-top:10.5pt;width:217.8pt;height:21.6pt;z-index:251675648;visibility:visible;mso-wrap-style:square;mso-width-percent:0;mso-height-percent:0;mso-wrap-distance-left:9pt;mso-wrap-distance-top:0;mso-wrap-distance-right:9pt;mso-wrap-distance-bottom:0;mso-position-horizontal:center;mso-position-horizontal-relative:margin;mso-position-vertical:absolute;mso-position-vertical-relative:text;mso-width-percent:0;mso-height-percent:0;mso-width-relative:margin;mso-height-relative:margin;v-text-anchor:top" o:gfxdata="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" stroked="f">
+              <v:shape w14:anchorId="26A6CB7F" id="_x0000_s1030" type="#_x0000_t202" style="position:absolute;margin-left:0;margin-top:.8pt;width:217.8pt;height:21.6pt;z-index:251675648;visibility:visible;mso-wrap-style:square;mso-width-percent:0;mso-height-percent:0;mso-wrap-distance-left:9pt;mso-wrap-distance-top:0;mso-wrap-distance-right:9pt;mso-wrap-distance-bottom:0;mso-position-horizontal:center;mso-position-horizontal-relative:page;mso-position-vertical:absolute;mso-position-vertical-relative:text;mso-width-percent:0;mso-height-percent:0;mso-width-relative:margin;mso-height-relative:margin;v-text-anchor:top" o:gfxdata="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" stroked="f">
                 <v:textbox inset="0,0,0,0">
                   <w:txbxContent>
                     <w:p>
@@ -8519,7 +8048,7 @@
                     </w:p>
                   </w:txbxContent>
                 </v:textbox>
-                <w10:wrap type="through" anchorx="margin"/>
+                <w10:wrap type="through" anchorx="page"/>
               </v:shape>
             </w:pict>
           </mc:Fallback>
@@ -8552,6 +8081,46 @@
           <w:rFonts w:ascii="Times New Roman" w:hAnsi="Times New Roman" w:cs="Times New Roman"/>
           <w:sz w:val="24"/>
           <w:szCs w:val="24"/>
+          <w:lang w:val="en-US"/>
+        </w:rPr>
+      </w:pPr>
+    </w:p>
+    <w:p>
+      <w:pPr>
+        <w:rPr>
+          <w:rFonts w:ascii="Times New Roman" w:hAnsi="Times New Roman" w:cs="Times New Roman"/>
+          <w:sz w:val="24"/>
+          <w:szCs w:val="24"/>
+          <w:lang w:val="en-US"/>
+        </w:rPr>
+      </w:pPr>
+    </w:p>
+    <w:p>
+      <w:pPr>
+        <w:rPr>
+          <w:rFonts w:ascii="Times New Roman" w:hAnsi="Times New Roman" w:cs="Times New Roman"/>
+          <w:sz w:val="24"/>
+          <w:szCs w:val="24"/>
+          <w:lang w:val="en-US"/>
+        </w:rPr>
+      </w:pPr>
+    </w:p>
+    <w:p>
+      <w:pPr>
+        <w:rPr>
+          <w:rFonts w:ascii="Times New Roman" w:hAnsi="Times New Roman" w:cs="Times New Roman"/>
+          <w:sz w:val="24"/>
+          <w:szCs w:val="24"/>
+          <w:lang w:val="en-US"/>
+        </w:rPr>
+      </w:pPr>
+    </w:p>
+    <w:p>
+      <w:pPr>
+        <w:rPr>
+          <w:rFonts w:ascii="Times New Roman" w:hAnsi="Times New Roman" w:cs="Times New Roman"/>
+          <w:sz w:val="24"/>
+          <w:szCs w:val="24"/>
           <w:lang w:val="uk-UA"/>
         </w:rPr>
       </w:pPr>
@@ -8563,7 +8132,6 @@
           <w:szCs w:val="24"/>
           <w:lang w:val="uk-UA"/>
         </w:rPr>
-        <w:lastRenderedPageBreak/>
         <w:drawing>
           <wp:anchor distT="0" distB="0" distL="114300" distR="114300" simplePos="0" relativeHeight="251676672" behindDoc="0" locked="0" layoutInCell="1" allowOverlap="1" wp14:anchorId="5C6123C0" wp14:editId="746A81D0">
             <wp:simplePos x="0" y="0"/>
@@ -8598,7 +8166,7 @@
                     </pic:cNvPicPr>
                   </pic:nvPicPr>
                   <pic:blipFill>
-                    <a:blip r:embed="rId24">
+                    <a:blip r:embed="rId20">
                       <a:extLst>
                         <a:ext uri="{28A0092B-C50C-407E-A947-70E740481C1C}">
                           <a14:useLocalDpi xmlns:a14="http://schemas.microsoft.com/office/drawing/2010/main" val="0"/>
@@ -8986,47 +8554,7 @@
           <w:rFonts w:ascii="Times New Roman" w:hAnsi="Times New Roman" w:cs="Times New Roman"/>
           <w:sz w:val="24"/>
           <w:szCs w:val="24"/>
-          <w:lang w:val="uk-UA"/>
-        </w:rPr>
-      </w:pPr>
-    </w:p>
-    <w:p>
-      <w:pPr>
-        <w:rPr>
-          <w:rFonts w:ascii="Times New Roman" w:hAnsi="Times New Roman" w:cs="Times New Roman"/>
-          <w:sz w:val="24"/>
-          <w:szCs w:val="24"/>
-          <w:lang w:val="uk-UA"/>
-        </w:rPr>
-      </w:pPr>
-    </w:p>
-    <w:p>
-      <w:pPr>
-        <w:rPr>
-          <w:rFonts w:ascii="Times New Roman" w:hAnsi="Times New Roman" w:cs="Times New Roman"/>
-          <w:sz w:val="24"/>
-          <w:szCs w:val="24"/>
-          <w:lang w:val="uk-UA"/>
-        </w:rPr>
-      </w:pPr>
-    </w:p>
-    <w:p>
-      <w:pPr>
-        <w:rPr>
-          <w:rFonts w:ascii="Times New Roman" w:hAnsi="Times New Roman" w:cs="Times New Roman"/>
-          <w:sz w:val="24"/>
-          <w:szCs w:val="24"/>
-          <w:lang w:val="uk-UA"/>
-        </w:rPr>
-      </w:pPr>
-    </w:p>
-    <w:p>
-      <w:pPr>
-        <w:rPr>
-          <w:rFonts w:ascii="Times New Roman" w:hAnsi="Times New Roman" w:cs="Times New Roman"/>
-          <w:sz w:val="24"/>
-          <w:szCs w:val="24"/>
-          <w:lang w:val="uk-UA"/>
+          <w:lang w:val="en-US"/>
         </w:rPr>
       </w:pPr>
       <w:r>
@@ -9036,13 +8564,13 @@
         <mc:AlternateContent>
           <mc:Choice Requires="wps">
             <w:drawing>
-              <wp:anchor distT="0" distB="0" distL="114300" distR="114300" simplePos="0" relativeHeight="251678720" behindDoc="0" locked="0" layoutInCell="1" allowOverlap="1" wp14:anchorId="7711517C" wp14:editId="01C690E9">
+              <wp:anchor distT="0" distB="0" distL="114300" distR="114300" simplePos="0" relativeHeight="251678720" behindDoc="0" locked="0" layoutInCell="1" allowOverlap="1" wp14:anchorId="7711517C" wp14:editId="2B9BFEB5">
                 <wp:simplePos x="0" y="0"/>
                 <wp:positionH relativeFrom="page">
                   <wp:align>center</wp:align>
                 </wp:positionH>
                 <wp:positionV relativeFrom="page">
-                  <wp:posOffset>8740140</wp:posOffset>
+                  <wp:posOffset>8808720</wp:posOffset>
                 </wp:positionV>
                 <wp:extent cx="2514600" cy="389890"/>
                 <wp:effectExtent l="0" t="0" r="0" b="0"/>
@@ -9159,7 +8687,7 @@
           </mc:Choice>
           <mc:Fallback>
             <w:pict>
-              <v:shape w14:anchorId="7711517C" id="_x0000_s1031" type="#_x0000_t202" style="position:absolute;margin-left:0;margin-top:688.2pt;width:198pt;height:30.7pt;z-index:251678720;visibility:visible;mso-wrap-style:square;mso-width-percent:0;mso-wrap-distance-left:9pt;mso-wrap-distance-top:0;mso-wrap-distance-right:9pt;mso-wrap-distance-bottom:0;mso-position-horizontal:center;mso-position-horizontal-relative:page;mso-position-vertical:absolute;mso-position-vertical-relative:page;mso-width-percent:0;mso-width-relative:margin;v-text-anchor:top" o:gfxdata="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" stroked="f">
+              <v:shape w14:anchorId="7711517C" id="_x0000_s1031" type="#_x0000_t202" style="position:absolute;margin-left:0;margin-top:693.6pt;width:198pt;height:30.7pt;z-index:251678720;visibility:visible;mso-wrap-style:square;mso-width-percent:0;mso-wrap-distance-left:9pt;mso-wrap-distance-top:0;mso-wrap-distance-right:9pt;mso-wrap-distance-bottom:0;mso-position-horizontal:center;mso-position-horizontal-relative:page;mso-position-vertical:absolute;mso-position-vertical-relative:page;mso-width-percent:0;mso-width-relative:margin;v-text-anchor:top" o:gfxdata="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" stroked="f">
                 <v:textbox style="mso-fit-shape-to-text:t" inset="0,0,0,0">
                   <w:txbxContent>
                     <w:p>
@@ -9239,7 +8767,27 @@
           <w:rFonts w:ascii="Times New Roman" w:hAnsi="Times New Roman" w:cs="Times New Roman"/>
           <w:sz w:val="24"/>
           <w:szCs w:val="24"/>
-          <w:lang w:val="uk-UA"/>
+          <w:lang w:val="en-US"/>
+        </w:rPr>
+      </w:pPr>
+    </w:p>
+    <w:p>
+      <w:pPr>
+        <w:rPr>
+          <w:rFonts w:ascii="Times New Roman" w:hAnsi="Times New Roman" w:cs="Times New Roman"/>
+          <w:sz w:val="24"/>
+          <w:szCs w:val="24"/>
+          <w:lang w:val="en-US"/>
+        </w:rPr>
+      </w:pPr>
+    </w:p>
+    <w:p>
+      <w:pPr>
+        <w:rPr>
+          <w:rFonts w:ascii="Times New Roman" w:hAnsi="Times New Roman" w:cs="Times New Roman"/>
+          <w:sz w:val="24"/>
+          <w:szCs w:val="24"/>
+          <w:lang w:val="en-US"/>
         </w:rPr>
       </w:pPr>
     </w:p>
@@ -9292,17 +8840,7 @@
           <w:rFonts w:ascii="Times New Roman" w:hAnsi="Times New Roman" w:cs="Times New Roman"/>
           <w:sz w:val="24"/>
           <w:szCs w:val="24"/>
-          <w:lang w:val="uk-UA"/>
-        </w:rPr>
-      </w:pPr>
-    </w:p>
-    <w:p>
-      <w:pPr>
-        <w:rPr>
-          <w:rFonts w:ascii="Times New Roman" w:hAnsi="Times New Roman" w:cs="Times New Roman"/>
-          <w:sz w:val="24"/>
-          <w:szCs w:val="24"/>
-          <w:lang w:val="uk-UA"/>
+          <w:lang w:val="en-US"/>
         </w:rPr>
       </w:pPr>
     </w:p>
@@ -9573,7 +9111,7 @@
                     <pic:cNvPicPr/>
                   </pic:nvPicPr>
                   <pic:blipFill>
-                    <a:blip r:embed="rId25">
+                    <a:blip r:embed="rId21">
                       <a:extLst>
                         <a:ext uri="{28A0092B-C50C-407E-A947-70E740481C1C}">
                           <a14:useLocalDpi xmlns:a14="http://schemas.microsoft.com/office/drawing/2010/main" val="0"/>
@@ -10253,7 +9791,7 @@
                     <pic:cNvPicPr/>
                   </pic:nvPicPr>
                   <pic:blipFill>
-                    <a:blip r:embed="rId26">
+                    <a:blip r:embed="rId22">
                       <a:extLst>
                         <a:ext uri="{28A0092B-C50C-407E-A947-70E740481C1C}">
                           <a14:useLocalDpi xmlns:a14="http://schemas.microsoft.com/office/drawing/2010/main" val="0"/>
@@ -10525,7 +10063,7 @@
                     <pic:cNvPicPr/>
                   </pic:nvPicPr>
                   <pic:blipFill>
-                    <a:blip r:embed="rId27">
+                    <a:blip r:embed="rId23">
                       <a:extLst>
                         <a:ext uri="{28A0092B-C50C-407E-A947-70E740481C1C}">
                           <a14:useLocalDpi xmlns:a14="http://schemas.microsoft.com/office/drawing/2010/main" val="0"/>
@@ -11195,7 +10733,7 @@
                     <pic:cNvPicPr/>
                   </pic:nvPicPr>
                   <pic:blipFill>
-                    <a:blip r:embed="rId28">
+                    <a:blip r:embed="rId24">
                       <a:extLst>
                         <a:ext uri="{28A0092B-C50C-407E-A947-70E740481C1C}">
                           <a14:useLocalDpi xmlns:a14="http://schemas.microsoft.com/office/drawing/2010/main" val="0"/>
@@ -39358,7 +38896,7 @@
                     <pic:cNvPicPr/>
                   </pic:nvPicPr>
                   <pic:blipFill>
-                    <a:blip r:embed="rId29">
+                    <a:blip r:embed="rId25">
                       <a:extLst>
                         <a:ext uri="{28A0092B-C50C-407E-A947-70E740481C1C}">
                           <a14:useLocalDpi xmlns:a14="http://schemas.microsoft.com/office/drawing/2010/main" val="0"/>
@@ -39740,7 +39278,7 @@
                     <pic:cNvPicPr/>
                   </pic:nvPicPr>
                   <pic:blipFill>
-                    <a:blip r:embed="rId30">
+                    <a:blip r:embed="rId26">
                       <a:extLst>
                         <a:ext uri="{28A0092B-C50C-407E-A947-70E740481C1C}">
                           <a14:useLocalDpi xmlns:a14="http://schemas.microsoft.com/office/drawing/2010/main" val="0"/>
@@ -40215,7 +39753,7 @@
                     <pic:cNvPicPr/>
                   </pic:nvPicPr>
                   <pic:blipFill>
-                    <a:blip r:embed="rId31">
+                    <a:blip r:embed="rId27">
                       <a:extLst>
                         <a:ext uri="{28A0092B-C50C-407E-A947-70E740481C1C}">
                           <a14:useLocalDpi xmlns:a14="http://schemas.microsoft.com/office/drawing/2010/main" val="0"/>
@@ -40803,7 +40341,7 @@
                     <pic:cNvPicPr/>
                   </pic:nvPicPr>
                   <pic:blipFill>
-                    <a:blip r:embed="rId32">
+                    <a:blip r:embed="rId28">
                       <a:extLst>
                         <a:ext uri="{28A0092B-C50C-407E-A947-70E740481C1C}">
                           <a14:useLocalDpi xmlns:a14="http://schemas.microsoft.com/office/drawing/2010/main" val="0"/>
@@ -41722,7 +41260,7 @@
                     <pic:cNvPicPr/>
                   </pic:nvPicPr>
                   <pic:blipFill>
-                    <a:blip r:embed="rId33">
+                    <a:blip r:embed="rId29">
                       <a:extLst>
                         <a:ext uri="{28A0092B-C50C-407E-A947-70E740481C1C}">
                           <a14:useLocalDpi xmlns:a14="http://schemas.microsoft.com/office/drawing/2010/main" val="0"/>
@@ -42340,20 +41878,8 @@
           <w:sz w:val="24"/>
           <w:szCs w:val="24"/>
         </w:rPr>
-        <w:t xml:space="preserve"> </w:t>
-      </w:r>
-      <w:proofErr w:type="spellStart"/>
-      <w:r>
-        <w:rPr>
-          <w:rFonts w:ascii="Times New Roman" w:hAnsi="Times New Roman" w:cs="Times New Roman"/>
-          <w:b/>
-          <w:bCs/>
-          <w:sz w:val="24"/>
-          <w:szCs w:val="24"/>
-        </w:rPr>
-        <w:t>Calculations</w:t>
-      </w:r>
-      <w:proofErr w:type="spellEnd"/>
+        <w:t xml:space="preserve"> Calculations</w:t>
+      </w:r>
     </w:p>
     <w:p>
       <w:pPr>
@@ -42427,7 +41953,7 @@
                     <pic:cNvPicPr/>
                   </pic:nvPicPr>
                   <pic:blipFill>
-                    <a:blip r:embed="rId34" cstate="print">
+                    <a:blip r:embed="rId30" cstate="print">
                       <a:extLst>
                         <a:ext uri="{28A0092B-C50C-407E-A947-70E740481C1C}">
                           <a14:useLocalDpi xmlns:a14="http://schemas.microsoft.com/office/drawing/2010/main" val="0"/>
@@ -42859,7 +42385,7 @@
                     <pic:cNvPicPr/>
                   </pic:nvPicPr>
                   <pic:blipFill>
-                    <a:blip r:embed="rId35" cstate="print">
+                    <a:blip r:embed="rId31" cstate="print">
                       <a:extLst>
                         <a:ext uri="{28A0092B-C50C-407E-A947-70E740481C1C}">
                           <a14:useLocalDpi xmlns:a14="http://schemas.microsoft.com/office/drawing/2010/main" val="0"/>
@@ -46832,7 +46358,7 @@
                     <pic:cNvPicPr/>
                   </pic:nvPicPr>
                   <pic:blipFill>
-                    <a:blip r:embed="rId36">
+                    <a:blip r:embed="rId32">
                       <a:extLst>
                         <a:ext uri="{28A0092B-C50C-407E-A947-70E740481C1C}">
                           <a14:useLocalDpi xmlns:a14="http://schemas.microsoft.com/office/drawing/2010/main" val="0"/>
@@ -46923,7 +46449,7 @@
                     <pic:cNvPicPr/>
                   </pic:nvPicPr>
                   <pic:blipFill>
-                    <a:blip r:embed="rId37">
+                    <a:blip r:embed="rId33">
                       <a:extLst>
                         <a:ext uri="{28A0092B-C50C-407E-A947-70E740481C1C}">
                           <a14:useLocalDpi xmlns:a14="http://schemas.microsoft.com/office/drawing/2010/main" val="0"/>
@@ -47013,7 +46539,7 @@
                     <pic:cNvPicPr/>
                   </pic:nvPicPr>
                   <pic:blipFill>
-                    <a:blip r:embed="rId38">
+                    <a:blip r:embed="rId34">
                       <a:extLst>
                         <a:ext uri="{28A0092B-C50C-407E-A947-70E740481C1C}">
                           <a14:useLocalDpi xmlns:a14="http://schemas.microsoft.com/office/drawing/2010/main" val="0"/>
@@ -47103,7 +46629,7 @@
                     <pic:cNvPicPr/>
                   </pic:nvPicPr>
                   <pic:blipFill>
-                    <a:blip r:embed="rId39">
+                    <a:blip r:embed="rId35">
                       <a:extLst>
                         <a:ext uri="{28A0092B-C50C-407E-A947-70E740481C1C}">
                           <a14:useLocalDpi xmlns:a14="http://schemas.microsoft.com/office/drawing/2010/main" val="0"/>
@@ -47193,7 +46719,7 @@
                     <pic:cNvPicPr/>
                   </pic:nvPicPr>
                   <pic:blipFill>
-                    <a:blip r:embed="rId40">
+                    <a:blip r:embed="rId36">
                       <a:extLst>
                         <a:ext uri="{28A0092B-C50C-407E-A947-70E740481C1C}">
                           <a14:useLocalDpi xmlns:a14="http://schemas.microsoft.com/office/drawing/2010/main" val="0"/>
@@ -47283,7 +46809,7 @@
                     <pic:cNvPicPr/>
                   </pic:nvPicPr>
                   <pic:blipFill>
-                    <a:blip r:embed="rId41">
+                    <a:blip r:embed="rId37">
                       <a:extLst>
                         <a:ext uri="{28A0092B-C50C-407E-A947-70E740481C1C}">
                           <a14:useLocalDpi xmlns:a14="http://schemas.microsoft.com/office/drawing/2010/main" val="0"/>
@@ -47373,7 +46899,7 @@
                     <pic:cNvPicPr/>
                   </pic:nvPicPr>
                   <pic:blipFill>
-                    <a:blip r:embed="rId42">
+                    <a:blip r:embed="rId38">
                       <a:extLst>
                         <a:ext uri="{28A0092B-C50C-407E-A947-70E740481C1C}">
                           <a14:useLocalDpi xmlns:a14="http://schemas.microsoft.com/office/drawing/2010/main" val="0"/>
@@ -47464,7 +46990,7 @@
                     <pic:cNvPicPr/>
                   </pic:nvPicPr>
                   <pic:blipFill>
-                    <a:blip r:embed="rId43">
+                    <a:blip r:embed="rId39">
                       <a:extLst>
                         <a:ext uri="{28A0092B-C50C-407E-A947-70E740481C1C}">
                           <a14:useLocalDpi xmlns:a14="http://schemas.microsoft.com/office/drawing/2010/main" val="0"/>
@@ -47554,7 +47080,7 @@
                     <pic:cNvPicPr/>
                   </pic:nvPicPr>
                   <pic:blipFill>
-                    <a:blip r:embed="rId44">
+                    <a:blip r:embed="rId40">
                       <a:extLst>
                         <a:ext uri="{28A0092B-C50C-407E-A947-70E740481C1C}">
                           <a14:useLocalDpi xmlns:a14="http://schemas.microsoft.com/office/drawing/2010/main" val="0"/>
@@ -47644,7 +47170,7 @@
                     <pic:cNvPicPr/>
                   </pic:nvPicPr>
                   <pic:blipFill>
-                    <a:blip r:embed="rId45">
+                    <a:blip r:embed="rId41">
                       <a:extLst>
                         <a:ext uri="{28A0092B-C50C-407E-A947-70E740481C1C}">
                           <a14:useLocalDpi xmlns:a14="http://schemas.microsoft.com/office/drawing/2010/main" val="0"/>
@@ -47734,7 +47260,7 @@
                     <pic:cNvPicPr/>
                   </pic:nvPicPr>
                   <pic:blipFill>
-                    <a:blip r:embed="rId46">
+                    <a:blip r:embed="rId42">
                       <a:extLst>
                         <a:ext uri="{28A0092B-C50C-407E-A947-70E740481C1C}">
                           <a14:useLocalDpi xmlns:a14="http://schemas.microsoft.com/office/drawing/2010/main" val="0"/>
@@ -47833,7 +47359,7 @@
                     <pic:cNvPicPr/>
                   </pic:nvPicPr>
                   <pic:blipFill>
-                    <a:blip r:embed="rId47">
+                    <a:blip r:embed="rId43">
                       <a:extLst>
                         <a:ext uri="{28A0092B-C50C-407E-A947-70E740481C1C}">
                           <a14:useLocalDpi xmlns:a14="http://schemas.microsoft.com/office/drawing/2010/main" val="0"/>
@@ -47924,7 +47450,7 @@
                     <pic:cNvPicPr/>
                   </pic:nvPicPr>
                   <pic:blipFill>
-                    <a:blip r:embed="rId48">
+                    <a:blip r:embed="rId44">
                       <a:extLst>
                         <a:ext uri="{28A0092B-C50C-407E-A947-70E740481C1C}">
                           <a14:useLocalDpi xmlns:a14="http://schemas.microsoft.com/office/drawing/2010/main" val="0"/>
@@ -48014,7 +47540,7 @@
                     <pic:cNvPicPr/>
                   </pic:nvPicPr>
                   <pic:blipFill>
-                    <a:blip r:embed="rId49">
+                    <a:blip r:embed="rId45">
                       <a:extLst>
                         <a:ext uri="{28A0092B-C50C-407E-A947-70E740481C1C}">
                           <a14:useLocalDpi xmlns:a14="http://schemas.microsoft.com/office/drawing/2010/main" val="0"/>
@@ -48104,7 +47630,7 @@
                     <pic:cNvPicPr/>
                   </pic:nvPicPr>
                   <pic:blipFill>
-                    <a:blip r:embed="rId50">
+                    <a:blip r:embed="rId46">
                       <a:extLst>
                         <a:ext uri="{28A0092B-C50C-407E-A947-70E740481C1C}">
                           <a14:useLocalDpi xmlns:a14="http://schemas.microsoft.com/office/drawing/2010/main" val="0"/>
@@ -48194,7 +47720,7 @@
                     <pic:cNvPicPr/>
                   </pic:nvPicPr>
                   <pic:blipFill>
-                    <a:blip r:embed="rId51">
+                    <a:blip r:embed="rId47">
                       <a:extLst>
                         <a:ext uri="{28A0092B-C50C-407E-A947-70E740481C1C}">
                           <a14:useLocalDpi xmlns:a14="http://schemas.microsoft.com/office/drawing/2010/main" val="0"/>
@@ -48375,7 +47901,7 @@
           <w:lang w:val="en-US"/>
         </w:rPr>
         <w:drawing>
-          <wp:anchor distT="0" distB="0" distL="114300" distR="114300" simplePos="0" relativeHeight="251717632" behindDoc="0" locked="0" layoutInCell="1" allowOverlap="1" wp14:anchorId="6BAC2C85" wp14:editId="6D6A3241">
+          <wp:anchor distT="0" distB="0" distL="114300" distR="114300" simplePos="0" relativeHeight="251717632" behindDoc="0" locked="0" layoutInCell="1" allowOverlap="1" wp14:anchorId="6BAC2C85" wp14:editId="30983CC9">
             <wp:simplePos x="0" y="0"/>
             <wp:positionH relativeFrom="margin">
               <wp:align>left</wp:align>
@@ -48406,7 +47932,7 @@
                     <pic:cNvPicPr/>
                   </pic:nvPicPr>
                   <pic:blipFill>
-                    <a:blip r:embed="rId52" cstate="print">
+                    <a:blip r:embed="rId48" cstate="print">
                       <a:extLst>
                         <a:ext uri="{28A0092B-C50C-407E-A947-70E740481C1C}">
                           <a14:useLocalDpi xmlns:a14="http://schemas.microsoft.com/office/drawing/2010/main" val="0"/>
@@ -48523,7 +48049,7 @@
           <w:lang w:val="en-US"/>
         </w:rPr>
         <w:drawing>
-          <wp:anchor distT="0" distB="0" distL="114300" distR="114300" simplePos="0" relativeHeight="251718656" behindDoc="1" locked="0" layoutInCell="1" allowOverlap="1" wp14:anchorId="5B548F20" wp14:editId="45F1EEFD">
+          <wp:anchor distT="0" distB="0" distL="114300" distR="114300" simplePos="0" relativeHeight="251718656" behindDoc="1" locked="0" layoutInCell="1" allowOverlap="1" wp14:anchorId="5B548F20" wp14:editId="6563614A">
             <wp:simplePos x="0" y="0"/>
             <wp:positionH relativeFrom="margin">
               <wp:align>center</wp:align>
@@ -48554,7 +48080,7 @@
                     <pic:cNvPicPr/>
                   </pic:nvPicPr>
                   <pic:blipFill>
-                    <a:blip r:embed="rId53" cstate="print">
+                    <a:blip r:embed="rId49" cstate="print">
                       <a:extLst>
                         <a:ext uri="{28A0092B-C50C-407E-A947-70E740481C1C}">
                           <a14:useLocalDpi xmlns:a14="http://schemas.microsoft.com/office/drawing/2010/main" val="0"/>
@@ -48882,7 +48408,7 @@
                     <pic:cNvPicPr/>
                   </pic:nvPicPr>
                   <pic:blipFill>
-                    <a:blip r:embed="rId54" cstate="print">
+                    <a:blip r:embed="rId50" cstate="print">
                       <a:extLst>
                         <a:ext uri="{28A0092B-C50C-407E-A947-70E740481C1C}">
                           <a14:useLocalDpi xmlns:a14="http://schemas.microsoft.com/office/drawing/2010/main" val="0"/>
@@ -49100,7 +48626,7 @@
                     <pic:cNvPicPr/>
                   </pic:nvPicPr>
                   <pic:blipFill>
-                    <a:blip r:embed="rId55"/>
+                    <a:blip r:embed="rId51"/>
                     <a:stretch>
                       <a:fillRect/>
                     </a:stretch>
@@ -49196,7 +48722,7 @@
                     <pic:cNvPicPr/>
                   </pic:nvPicPr>
                   <pic:blipFill>
-                    <a:blip r:embed="rId56"/>
+                    <a:blip r:embed="rId52"/>
                     <a:stretch>
                       <a:fillRect/>
                     </a:stretch>
@@ -53470,7 +52996,6 @@
   <w:style w:type="character" w:default="1" w:styleId="a0">
     <w:name w:val="Default Paragraph Font"/>
     <w:uiPriority w:val="1"/>
-    <w:semiHidden/>
     <w:unhideWhenUsed/>
   </w:style>
   <w:style w:type="table" w:default="1" w:styleId="a1">

--- a/ai_14/artiemii_paliei/epic_2/epic_2_report_artiemii_paliei.docx
+++ b/ai_14/artiemii_paliei/epic_2/epic_2_report_artiemii_paliei.docx
@@ -17363,26 +17363,14 @@
         </w:rPr>
         <w:t>:</w:t>
       </w:r>
-    </w:p>
-    <w:p>
-      <w:pPr>
-        <w:rPr>
-          <w:rFonts w:ascii="Times New Roman" w:eastAsia="Times New Roman" w:hAnsi="Times New Roman" w:cs="Times New Roman"/>
-          <w:sz w:val="24"/>
-          <w:szCs w:val="24"/>
-          <w:lang w:val="uk-UA"/>
-        </w:rPr>
-      </w:pPr>
-    </w:p>
-    <w:p>
-      <w:pPr>
-        <w:rPr>
-          <w:rFonts w:ascii="Times New Roman" w:eastAsia="Times New Roman" w:hAnsi="Times New Roman" w:cs="Times New Roman"/>
-          <w:sz w:val="24"/>
-          <w:szCs w:val="24"/>
-          <w:lang w:val="uk-UA"/>
-        </w:rPr>
-      </w:pPr>
+      <w:hyperlink r:id="rId25" w:history="1">
+        <w:r>
+          <w:rPr>
+            <w:rStyle w:val="ae"/>
+          </w:rPr>
+          <w:t>https://github.com/artificial-intelligence-department/ai_programming_playground_2026/pull/258/changes - diff-1a22111c1eee6f6be53e1041a0b7008b191f77236e4a627fb13ecf68c6fe0c9b</w:t>
+        </w:r>
+      </w:hyperlink>
     </w:p>
     <w:p>
       <w:pPr>
@@ -19267,26 +19255,14 @@
         </w:rPr>
         <w:t>:</w:t>
       </w:r>
-    </w:p>
-    <w:p>
-      <w:pPr>
-        <w:rPr>
-          <w:rFonts w:ascii="Times New Roman" w:eastAsia="Times New Roman" w:hAnsi="Times New Roman" w:cs="Times New Roman"/>
-          <w:sz w:val="24"/>
-          <w:szCs w:val="24"/>
-          <w:lang w:val="uk-UA"/>
-        </w:rPr>
-      </w:pPr>
-    </w:p>
-    <w:p>
-      <w:pPr>
-        <w:rPr>
-          <w:rFonts w:ascii="Times New Roman" w:eastAsia="Times New Roman" w:hAnsi="Times New Roman" w:cs="Times New Roman"/>
-          <w:sz w:val="24"/>
-          <w:szCs w:val="24"/>
-          <w:lang w:val="uk-UA"/>
-        </w:rPr>
-      </w:pPr>
+      <w:hyperlink r:id="rId26" w:history="1">
+        <w:r>
+          <w:rPr>
+            <w:rStyle w:val="ae"/>
+          </w:rPr>
+          <w:t>https://github.com/artificial-intelligence-department/ai_programming_playground_2026/pull/258/changes - diff-c3ff815428a2626c20e1a1c1b8c8727ae037dcbf14506dacf4adc56a60872fe1</w:t>
+        </w:r>
+      </w:hyperlink>
     </w:p>
     <w:p>
       <w:pPr>
@@ -22514,9 +22490,7 @@
     <w:p>
       <w:pPr>
         <w:rPr>
-          <w:rFonts w:ascii="Times New Roman" w:eastAsia="Times New Roman" w:hAnsi="Times New Roman" w:cs="Times New Roman"/>
-          <w:sz w:val="24"/>
-          <w:szCs w:val="24"/>
+          <w:rFonts w:ascii="Times New Roman" w:hAnsi="Times New Roman" w:cs="Times New Roman"/>
           <w:lang w:val="uk-UA"/>
         </w:rPr>
       </w:pPr>
@@ -22550,22 +22524,14 @@
         </w:rPr>
         <w:t>:</w:t>
       </w:r>
-    </w:p>
-    <w:p>
-      <w:pPr>
-        <w:rPr>
-          <w:rFonts w:ascii="Times New Roman" w:hAnsi="Times New Roman" w:cs="Times New Roman"/>
-          <w:lang w:val="uk-UA"/>
-        </w:rPr>
-      </w:pPr>
-    </w:p>
-    <w:p>
-      <w:pPr>
-        <w:rPr>
-          <w:rFonts w:ascii="Times New Roman" w:hAnsi="Times New Roman" w:cs="Times New Roman"/>
-          <w:lang w:val="uk-UA"/>
-        </w:rPr>
-      </w:pPr>
+      <w:hyperlink r:id="rId27" w:history="1">
+        <w:r>
+          <w:rPr>
+            <w:rStyle w:val="ae"/>
+          </w:rPr>
+          <w:t>https://github.com/artificial-intelligence-department/ai_programming_playground_2026/pull/258/changes - diff-5bfeb18d390bac24245f7fc30c157057be7daa451852f3fac29ea18d9a161d05</w:t>
+        </w:r>
+      </w:hyperlink>
     </w:p>
     <w:p>
       <w:pPr>
@@ -32907,9 +32873,7 @@
     <w:p>
       <w:pPr>
         <w:rPr>
-          <w:rFonts w:ascii="Times New Roman" w:eastAsia="Times New Roman" w:hAnsi="Times New Roman" w:cs="Times New Roman"/>
-          <w:sz w:val="24"/>
-          <w:szCs w:val="24"/>
+          <w:rFonts w:ascii="Times New Roman" w:hAnsi="Times New Roman" w:cs="Times New Roman"/>
           <w:lang w:val="uk-UA"/>
         </w:rPr>
       </w:pPr>
@@ -32943,22 +32907,14 @@
         </w:rPr>
         <w:t>:</w:t>
       </w:r>
-    </w:p>
-    <w:p>
-      <w:pPr>
-        <w:rPr>
-          <w:rFonts w:ascii="Times New Roman" w:hAnsi="Times New Roman" w:cs="Times New Roman"/>
-          <w:lang w:val="uk-UA"/>
-        </w:rPr>
-      </w:pPr>
-    </w:p>
-    <w:p>
-      <w:pPr>
-        <w:rPr>
-          <w:rFonts w:ascii="Times New Roman" w:hAnsi="Times New Roman" w:cs="Times New Roman"/>
-          <w:lang w:val="uk-UA"/>
-        </w:rPr>
-      </w:pPr>
+      <w:hyperlink r:id="rId28" w:history="1">
+        <w:r>
+          <w:rPr>
+            <w:rStyle w:val="ae"/>
+          </w:rPr>
+          <w:t>https://github.com/artificial-intelligence-department/ai_programming_playground_2026/pull/258/changes - diff-082bb82e72567688c55a3618eda03dd78d3aa6614c6aa966c156f3b62e1e521a</w:t>
+        </w:r>
+      </w:hyperlink>
     </w:p>
     <w:p>
       <w:pPr>
@@ -34580,9 +34536,7 @@
     <w:p>
       <w:pPr>
         <w:rPr>
-          <w:rFonts w:ascii="Times New Roman" w:eastAsia="Times New Roman" w:hAnsi="Times New Roman" w:cs="Times New Roman"/>
-          <w:sz w:val="24"/>
-          <w:szCs w:val="24"/>
+          <w:rFonts w:ascii="Times New Roman" w:hAnsi="Times New Roman" w:cs="Times New Roman"/>
           <w:lang w:val="uk-UA"/>
         </w:rPr>
       </w:pPr>
@@ -34616,22 +34570,14 @@
         </w:rPr>
         <w:t>:</w:t>
       </w:r>
-    </w:p>
-    <w:p>
-      <w:pPr>
-        <w:rPr>
-          <w:rFonts w:ascii="Times New Roman" w:hAnsi="Times New Roman" w:cs="Times New Roman"/>
-          <w:lang w:val="uk-UA"/>
-        </w:rPr>
-      </w:pPr>
-    </w:p>
-    <w:p>
-      <w:pPr>
-        <w:rPr>
-          <w:rFonts w:ascii="Times New Roman" w:hAnsi="Times New Roman" w:cs="Times New Roman"/>
-          <w:lang w:val="uk-UA"/>
-        </w:rPr>
-      </w:pPr>
+      <w:hyperlink r:id="rId29" w:history="1">
+        <w:r>
+          <w:rPr>
+            <w:rStyle w:val="ae"/>
+          </w:rPr>
+          <w:t>https://github.com/artificial-intelligence-department/ai_programming_playground_2026/pull/258/changes - diff-c21436fc322e9b705ea1175de0b4b51fed94756d756f6d9334578f92f7fa103d</w:t>
+        </w:r>
+      </w:hyperlink>
     </w:p>
     <w:p>
       <w:pPr>
@@ -36994,9 +36940,7 @@
     <w:p>
       <w:pPr>
         <w:rPr>
-          <w:rFonts w:ascii="Times New Roman" w:eastAsia="Times New Roman" w:hAnsi="Times New Roman" w:cs="Times New Roman"/>
-          <w:sz w:val="24"/>
-          <w:szCs w:val="24"/>
+          <w:rFonts w:ascii="Times New Roman" w:hAnsi="Times New Roman" w:cs="Times New Roman"/>
           <w:lang w:val="uk-UA"/>
         </w:rPr>
       </w:pPr>
@@ -37030,22 +36974,14 @@
         </w:rPr>
         <w:t>:</w:t>
       </w:r>
-    </w:p>
-    <w:p>
-      <w:pPr>
-        <w:rPr>
-          <w:rFonts w:ascii="Times New Roman" w:hAnsi="Times New Roman" w:cs="Times New Roman"/>
-          <w:lang w:val="uk-UA"/>
-        </w:rPr>
-      </w:pPr>
-    </w:p>
-    <w:p>
-      <w:pPr>
-        <w:rPr>
-          <w:rFonts w:ascii="Times New Roman" w:hAnsi="Times New Roman" w:cs="Times New Roman"/>
-          <w:lang w:val="uk-UA"/>
-        </w:rPr>
-      </w:pPr>
+      <w:hyperlink r:id="rId30" w:history="1">
+        <w:r>
+          <w:rPr>
+            <w:rStyle w:val="ae"/>
+          </w:rPr>
+          <w:t>https://github.com/artificial-intelligence-department/ai_programming_playground_2026/pull/258/changes - diff-31ed352d774fbafba86ad94794f4b9164e914252646c95a1c448de25a22ef91f</w:t>
+        </w:r>
+      </w:hyperlink>
     </w:p>
     <w:p>
       <w:pPr>
@@ -38649,9 +38585,7 @@
     <w:p>
       <w:pPr>
         <w:rPr>
-          <w:rFonts w:ascii="Times New Roman" w:eastAsia="Times New Roman" w:hAnsi="Times New Roman" w:cs="Times New Roman"/>
-          <w:sz w:val="24"/>
-          <w:szCs w:val="24"/>
+          <w:rFonts w:ascii="Times New Roman" w:hAnsi="Times New Roman" w:cs="Times New Roman"/>
           <w:lang w:val="uk-UA"/>
         </w:rPr>
       </w:pPr>
@@ -38685,22 +38619,14 @@
         </w:rPr>
         <w:t>:</w:t>
       </w:r>
-    </w:p>
-    <w:p>
-      <w:pPr>
-        <w:rPr>
-          <w:rFonts w:ascii="Times New Roman" w:hAnsi="Times New Roman" w:cs="Times New Roman"/>
-          <w:lang w:val="uk-UA"/>
-        </w:rPr>
-      </w:pPr>
-    </w:p>
-    <w:p>
-      <w:pPr>
-        <w:rPr>
-          <w:rFonts w:ascii="Times New Roman" w:hAnsi="Times New Roman" w:cs="Times New Roman"/>
-          <w:lang w:val="uk-UA"/>
-        </w:rPr>
-      </w:pPr>
+      <w:hyperlink r:id="rId31" w:history="1">
+        <w:r>
+          <w:rPr>
+            <w:rStyle w:val="ae"/>
+          </w:rPr>
+          <w:t>https://github.com/artificial-intelligence-department/ai_programming_playground_2026/pull/258/changes - diff-825ccfef07ecbc9eaa6fc08a40dcf602b92b5a2b889f6143bf6ca4672a8d3630</w:t>
+        </w:r>
+      </w:hyperlink>
     </w:p>
     <w:p>
       <w:pPr>
@@ -38896,7 +38822,7 @@
                     <pic:cNvPicPr/>
                   </pic:nvPicPr>
                   <pic:blipFill>
-                    <a:blip r:embed="rId25">
+                    <a:blip r:embed="rId32">
                       <a:extLst>
                         <a:ext uri="{28A0092B-C50C-407E-A947-70E740481C1C}">
                           <a14:useLocalDpi xmlns:a14="http://schemas.microsoft.com/office/drawing/2010/main" val="0"/>
@@ -39278,7 +39204,7 @@
                     <pic:cNvPicPr/>
                   </pic:nvPicPr>
                   <pic:blipFill>
-                    <a:blip r:embed="rId26">
+                    <a:blip r:embed="rId33">
                       <a:extLst>
                         <a:ext uri="{28A0092B-C50C-407E-A947-70E740481C1C}">
                           <a14:useLocalDpi xmlns:a14="http://schemas.microsoft.com/office/drawing/2010/main" val="0"/>
@@ -39753,7 +39679,7 @@
                     <pic:cNvPicPr/>
                   </pic:nvPicPr>
                   <pic:blipFill>
-                    <a:blip r:embed="rId27">
+                    <a:blip r:embed="rId34">
                       <a:extLst>
                         <a:ext uri="{28A0092B-C50C-407E-A947-70E740481C1C}">
                           <a14:useLocalDpi xmlns:a14="http://schemas.microsoft.com/office/drawing/2010/main" val="0"/>
@@ -40341,7 +40267,7 @@
                     <pic:cNvPicPr/>
                   </pic:nvPicPr>
                   <pic:blipFill>
-                    <a:blip r:embed="rId28">
+                    <a:blip r:embed="rId35">
                       <a:extLst>
                         <a:ext uri="{28A0092B-C50C-407E-A947-70E740481C1C}">
                           <a14:useLocalDpi xmlns:a14="http://schemas.microsoft.com/office/drawing/2010/main" val="0"/>
@@ -41260,7 +41186,7 @@
                     <pic:cNvPicPr/>
                   </pic:nvPicPr>
                   <pic:blipFill>
-                    <a:blip r:embed="rId29">
+                    <a:blip r:embed="rId36">
                       <a:extLst>
                         <a:ext uri="{28A0092B-C50C-407E-A947-70E740481C1C}">
                           <a14:useLocalDpi xmlns:a14="http://schemas.microsoft.com/office/drawing/2010/main" val="0"/>
@@ -41953,7 +41879,7 @@
                     <pic:cNvPicPr/>
                   </pic:nvPicPr>
                   <pic:blipFill>
-                    <a:blip r:embed="rId30" cstate="print">
+                    <a:blip r:embed="rId37" cstate="print">
                       <a:extLst>
                         <a:ext uri="{28A0092B-C50C-407E-A947-70E740481C1C}">
                           <a14:useLocalDpi xmlns:a14="http://schemas.microsoft.com/office/drawing/2010/main" val="0"/>
@@ -42385,7 +42311,7 @@
                     <pic:cNvPicPr/>
                   </pic:nvPicPr>
                   <pic:blipFill>
-                    <a:blip r:embed="rId31" cstate="print">
+                    <a:blip r:embed="rId38" cstate="print">
                       <a:extLst>
                         <a:ext uri="{28A0092B-C50C-407E-A947-70E740481C1C}">
                           <a14:useLocalDpi xmlns:a14="http://schemas.microsoft.com/office/drawing/2010/main" val="0"/>
@@ -46358,7 +46284,7 @@
                     <pic:cNvPicPr/>
                   </pic:nvPicPr>
                   <pic:blipFill>
-                    <a:blip r:embed="rId32">
+                    <a:blip r:embed="rId39">
                       <a:extLst>
                         <a:ext uri="{28A0092B-C50C-407E-A947-70E740481C1C}">
                           <a14:useLocalDpi xmlns:a14="http://schemas.microsoft.com/office/drawing/2010/main" val="0"/>
@@ -46449,7 +46375,7 @@
                     <pic:cNvPicPr/>
                   </pic:nvPicPr>
                   <pic:blipFill>
-                    <a:blip r:embed="rId33">
+                    <a:blip r:embed="rId40">
                       <a:extLst>
                         <a:ext uri="{28A0092B-C50C-407E-A947-70E740481C1C}">
                           <a14:useLocalDpi xmlns:a14="http://schemas.microsoft.com/office/drawing/2010/main" val="0"/>
@@ -46539,7 +46465,7 @@
                     <pic:cNvPicPr/>
                   </pic:nvPicPr>
                   <pic:blipFill>
-                    <a:blip r:embed="rId34">
+                    <a:blip r:embed="rId41">
                       <a:extLst>
                         <a:ext uri="{28A0092B-C50C-407E-A947-70E740481C1C}">
                           <a14:useLocalDpi xmlns:a14="http://schemas.microsoft.com/office/drawing/2010/main" val="0"/>
@@ -46629,7 +46555,7 @@
                     <pic:cNvPicPr/>
                   </pic:nvPicPr>
                   <pic:blipFill>
-                    <a:blip r:embed="rId35">
+                    <a:blip r:embed="rId42">
                       <a:extLst>
                         <a:ext uri="{28A0092B-C50C-407E-A947-70E740481C1C}">
                           <a14:useLocalDpi xmlns:a14="http://schemas.microsoft.com/office/drawing/2010/main" val="0"/>
@@ -46719,7 +46645,7 @@
                     <pic:cNvPicPr/>
                   </pic:nvPicPr>
                   <pic:blipFill>
-                    <a:blip r:embed="rId36">
+                    <a:blip r:embed="rId43">
                       <a:extLst>
                         <a:ext uri="{28A0092B-C50C-407E-A947-70E740481C1C}">
                           <a14:useLocalDpi xmlns:a14="http://schemas.microsoft.com/office/drawing/2010/main" val="0"/>
@@ -46809,7 +46735,7 @@
                     <pic:cNvPicPr/>
                   </pic:nvPicPr>
                   <pic:blipFill>
-                    <a:blip r:embed="rId37">
+                    <a:blip r:embed="rId44">
                       <a:extLst>
                         <a:ext uri="{28A0092B-C50C-407E-A947-70E740481C1C}">
                           <a14:useLocalDpi xmlns:a14="http://schemas.microsoft.com/office/drawing/2010/main" val="0"/>
@@ -46899,7 +46825,7 @@
                     <pic:cNvPicPr/>
                   </pic:nvPicPr>
                   <pic:blipFill>
-                    <a:blip r:embed="rId38">
+                    <a:blip r:embed="rId45">
                       <a:extLst>
                         <a:ext uri="{28A0092B-C50C-407E-A947-70E740481C1C}">
                           <a14:useLocalDpi xmlns:a14="http://schemas.microsoft.com/office/drawing/2010/main" val="0"/>
@@ -46990,7 +46916,7 @@
                     <pic:cNvPicPr/>
                   </pic:nvPicPr>
                   <pic:blipFill>
-                    <a:blip r:embed="rId39">
+                    <a:blip r:embed="rId46">
                       <a:extLst>
                         <a:ext uri="{28A0092B-C50C-407E-A947-70E740481C1C}">
                           <a14:useLocalDpi xmlns:a14="http://schemas.microsoft.com/office/drawing/2010/main" val="0"/>
@@ -47080,7 +47006,7 @@
                     <pic:cNvPicPr/>
                   </pic:nvPicPr>
                   <pic:blipFill>
-                    <a:blip r:embed="rId40">
+                    <a:blip r:embed="rId47">
                       <a:extLst>
                         <a:ext uri="{28A0092B-C50C-407E-A947-70E740481C1C}">
                           <a14:useLocalDpi xmlns:a14="http://schemas.microsoft.com/office/drawing/2010/main" val="0"/>
@@ -47170,7 +47096,7 @@
                     <pic:cNvPicPr/>
                   </pic:nvPicPr>
                   <pic:blipFill>
-                    <a:blip r:embed="rId41">
+                    <a:blip r:embed="rId48">
                       <a:extLst>
                         <a:ext uri="{28A0092B-C50C-407E-A947-70E740481C1C}">
                           <a14:useLocalDpi xmlns:a14="http://schemas.microsoft.com/office/drawing/2010/main" val="0"/>
@@ -47260,7 +47186,7 @@
                     <pic:cNvPicPr/>
                   </pic:nvPicPr>
                   <pic:blipFill>
-                    <a:blip r:embed="rId42">
+                    <a:blip r:embed="rId49">
                       <a:extLst>
                         <a:ext uri="{28A0092B-C50C-407E-A947-70E740481C1C}">
                           <a14:useLocalDpi xmlns:a14="http://schemas.microsoft.com/office/drawing/2010/main" val="0"/>
@@ -47359,7 +47285,7 @@
                     <pic:cNvPicPr/>
                   </pic:nvPicPr>
                   <pic:blipFill>
-                    <a:blip r:embed="rId43">
+                    <a:blip r:embed="rId50">
                       <a:extLst>
                         <a:ext uri="{28A0092B-C50C-407E-A947-70E740481C1C}">
                           <a14:useLocalDpi xmlns:a14="http://schemas.microsoft.com/office/drawing/2010/main" val="0"/>
@@ -47450,7 +47376,7 @@
                     <pic:cNvPicPr/>
                   </pic:nvPicPr>
                   <pic:blipFill>
-                    <a:blip r:embed="rId44">
+                    <a:blip r:embed="rId51">
                       <a:extLst>
                         <a:ext uri="{28A0092B-C50C-407E-A947-70E740481C1C}">
                           <a14:useLocalDpi xmlns:a14="http://schemas.microsoft.com/office/drawing/2010/main" val="0"/>
@@ -47540,7 +47466,7 @@
                     <pic:cNvPicPr/>
                   </pic:nvPicPr>
                   <pic:blipFill>
-                    <a:blip r:embed="rId45">
+                    <a:blip r:embed="rId52">
                       <a:extLst>
                         <a:ext uri="{28A0092B-C50C-407E-A947-70E740481C1C}">
                           <a14:useLocalDpi xmlns:a14="http://schemas.microsoft.com/office/drawing/2010/main" val="0"/>
@@ -47630,7 +47556,7 @@
                     <pic:cNvPicPr/>
                   </pic:nvPicPr>
                   <pic:blipFill>
-                    <a:blip r:embed="rId46">
+                    <a:blip r:embed="rId53">
                       <a:extLst>
                         <a:ext uri="{28A0092B-C50C-407E-A947-70E740481C1C}">
                           <a14:useLocalDpi xmlns:a14="http://schemas.microsoft.com/office/drawing/2010/main" val="0"/>
@@ -47720,7 +47646,7 @@
                     <pic:cNvPicPr/>
                   </pic:nvPicPr>
                   <pic:blipFill>
-                    <a:blip r:embed="rId47">
+                    <a:blip r:embed="rId54">
                       <a:extLst>
                         <a:ext uri="{28A0092B-C50C-407E-A947-70E740481C1C}">
                           <a14:useLocalDpi xmlns:a14="http://schemas.microsoft.com/office/drawing/2010/main" val="0"/>
@@ -47901,7 +47827,7 @@
           <w:lang w:val="en-US"/>
         </w:rPr>
         <w:drawing>
-          <wp:anchor distT="0" distB="0" distL="114300" distR="114300" simplePos="0" relativeHeight="251717632" behindDoc="0" locked="0" layoutInCell="1" allowOverlap="1" wp14:anchorId="6BAC2C85" wp14:editId="30983CC9">
+          <wp:anchor distT="0" distB="0" distL="114300" distR="114300" simplePos="0" relativeHeight="251717632" behindDoc="0" locked="0" layoutInCell="1" allowOverlap="1" wp14:anchorId="6BAC2C85" wp14:editId="348619ED">
             <wp:simplePos x="0" y="0"/>
             <wp:positionH relativeFrom="margin">
               <wp:align>left</wp:align>
@@ -47932,7 +47858,7 @@
                     <pic:cNvPicPr/>
                   </pic:nvPicPr>
                   <pic:blipFill>
-                    <a:blip r:embed="rId48" cstate="print">
+                    <a:blip r:embed="rId55" cstate="print">
                       <a:extLst>
                         <a:ext uri="{28A0092B-C50C-407E-A947-70E740481C1C}">
                           <a14:useLocalDpi xmlns:a14="http://schemas.microsoft.com/office/drawing/2010/main" val="0"/>
@@ -48049,7 +47975,7 @@
           <w:lang w:val="en-US"/>
         </w:rPr>
         <w:drawing>
-          <wp:anchor distT="0" distB="0" distL="114300" distR="114300" simplePos="0" relativeHeight="251718656" behindDoc="1" locked="0" layoutInCell="1" allowOverlap="1" wp14:anchorId="5B548F20" wp14:editId="6563614A">
+          <wp:anchor distT="0" distB="0" distL="114300" distR="114300" simplePos="0" relativeHeight="251718656" behindDoc="1" locked="0" layoutInCell="1" allowOverlap="1" wp14:anchorId="5B548F20" wp14:editId="7C53C3A9">
             <wp:simplePos x="0" y="0"/>
             <wp:positionH relativeFrom="margin">
               <wp:align>center</wp:align>
@@ -48080,7 +48006,7 @@
                     <pic:cNvPicPr/>
                   </pic:nvPicPr>
                   <pic:blipFill>
-                    <a:blip r:embed="rId49" cstate="print">
+                    <a:blip r:embed="rId56" cstate="print">
                       <a:extLst>
                         <a:ext uri="{28A0092B-C50C-407E-A947-70E740481C1C}">
                           <a14:useLocalDpi xmlns:a14="http://schemas.microsoft.com/office/drawing/2010/main" val="0"/>
@@ -48408,7 +48334,7 @@
                     <pic:cNvPicPr/>
                   </pic:nvPicPr>
                   <pic:blipFill>
-                    <a:blip r:embed="rId50" cstate="print">
+                    <a:blip r:embed="rId57" cstate="print">
                       <a:extLst>
                         <a:ext uri="{28A0092B-C50C-407E-A947-70E740481C1C}">
                           <a14:useLocalDpi xmlns:a14="http://schemas.microsoft.com/office/drawing/2010/main" val="0"/>
@@ -48626,7 +48552,7 @@
                     <pic:cNvPicPr/>
                   </pic:nvPicPr>
                   <pic:blipFill>
-                    <a:blip r:embed="rId51"/>
+                    <a:blip r:embed="rId58"/>
                     <a:stretch>
                       <a:fillRect/>
                     </a:stretch>
@@ -48722,7 +48648,7 @@
                     <pic:cNvPicPr/>
                   </pic:nvPicPr>
                   <pic:blipFill>
-                    <a:blip r:embed="rId52"/>
+                    <a:blip r:embed="rId59"/>
                     <a:stretch>
                       <a:fillRect/>
                     </a:stretch>
@@ -52996,6 +52922,7 @@
   <w:style w:type="character" w:default="1" w:styleId="a0">
     <w:name w:val="Default Paragraph Font"/>
     <w:uiPriority w:val="1"/>
+    <w:semiHidden/>
     <w:unhideWhenUsed/>
   </w:style>
   <w:style w:type="table" w:default="1" w:styleId="a1">
